--- a/PEX3_Report_Template.docx
+++ b/PEX3_Report_Template.docx
@@ -24,7 +24,43 @@
       </w:r>
       <w:r>
         <w:br/>
-        <w:t>Name: ________________________     Section: ________     Date: ____________</w:t>
+        <w:t xml:space="preserve">Name: </w:t>
+      </w:r>
+      <w:r>
+        <w:rPr>
+          <w:u w:val="single"/>
+        </w:rPr>
+        <w:t>C1C Andrew J. Kim</w:t>
+      </w:r>
+      <w:r>
+        <w:rPr>
+          <w:u w:val="single"/>
+        </w:rPr>
+        <w:t>________</w:t>
+      </w:r>
+      <w:r>
+        <w:t xml:space="preserve">     </w:t>
+      </w:r>
+      <w:r>
+        <w:t>Section: __</w:t>
+      </w:r>
+      <w:r>
+        <w:rPr>
+          <w:u w:val="single"/>
+        </w:rPr>
+        <w:t>M3</w:t>
+      </w:r>
+      <w:r>
+        <w:t xml:space="preserve">____     Date: </w:t>
+      </w:r>
+      <w:r>
+        <w:rPr>
+          <w:u w:val="single"/>
+        </w:rPr>
+        <w:t>04/18/2026</w:t>
+      </w:r>
+      <w:r>
+        <w:t>__</w:t>
       </w:r>
     </w:p>
     <w:p>
@@ -36,8 +72,252 @@
       </w:r>
     </w:p>
     <w:p>
-      <w:r>
-        <w:t>[Replace this text with your documentation statement per the course syllabus. List all help received, references consulted, and AI tools used. A documentation statement is also required in main.c. Missing documentation from either location results in a 5% (4 pt) deduction.]</w:t>
+      <w:pPr>
+        <w:pStyle w:val="ListParagraph"/>
+        <w:numPr>
+          <w:ilvl w:val="0"/>
+          <w:numId w:val="10"/>
+        </w:numPr>
+      </w:pPr>
+      <w:hyperlink r:id="rId9" w:history="1">
+        <w:r>
+          <w:rPr>
+            <w:rStyle w:val="Hyperlink"/>
+          </w:rPr>
+          <w:t>https://stackoverflow.com/questions/4083916/two-arguments-to-calloc</w:t>
+        </w:r>
+      </w:hyperlink>
+    </w:p>
+    <w:p>
+      <w:pPr>
+        <w:pStyle w:val="ListParagraph"/>
+        <w:numPr>
+          <w:ilvl w:val="1"/>
+          <w:numId w:val="10"/>
+        </w:numPr>
+      </w:pPr>
+      <w:r>
+        <w:t xml:space="preserve">Refreshed my memory on </w:t>
+      </w:r>
+      <w:proofErr w:type="spellStart"/>
+      <w:r>
+        <w:t>calloc</w:t>
+      </w:r>
+      <w:proofErr w:type="spellEnd"/>
+      <w:r>
+        <w:t xml:space="preserve"> arguments. Used to allocate faults array.</w:t>
+      </w:r>
+    </w:p>
+    <w:p>
+      <w:pPr>
+        <w:pStyle w:val="ListParagraph"/>
+        <w:numPr>
+          <w:ilvl w:val="0"/>
+          <w:numId w:val="10"/>
+        </w:numPr>
+      </w:pPr>
+      <w:hyperlink r:id="rId10" w:history="1">
+        <w:r>
+          <w:rPr>
+            <w:rStyle w:val="Hyperlink"/>
+          </w:rPr>
+          <w:t>https://stackoverflow.com/questions/3209909/how-to-printf-unsigned-long-in-c</w:t>
+        </w:r>
+      </w:hyperlink>
+    </w:p>
+    <w:p>
+      <w:pPr>
+        <w:pStyle w:val="ListParagraph"/>
+        <w:numPr>
+          <w:ilvl w:val="1"/>
+          <w:numId w:val="10"/>
+        </w:numPr>
+      </w:pPr>
+      <w:r>
+        <w:t xml:space="preserve">Refreshed my memory on what to put after % for long </w:t>
+      </w:r>
+      <w:proofErr w:type="spellStart"/>
+      <w:r>
+        <w:t>ints</w:t>
+      </w:r>
+      <w:proofErr w:type="spellEnd"/>
+      <w:r>
+        <w:t xml:space="preserve"> for printing</w:t>
+      </w:r>
+    </w:p>
+    <w:p>
+      <w:pPr>
+        <w:pStyle w:val="ListParagraph"/>
+        <w:numPr>
+          <w:ilvl w:val="0"/>
+          <w:numId w:val="10"/>
+        </w:numPr>
+      </w:pPr>
+      <w:hyperlink r:id="rId11" w:history="1">
+        <w:r>
+          <w:rPr>
+            <w:rStyle w:val="Hyperlink"/>
+          </w:rPr>
+          <w:t>https://www.youtube.com/watch?v=JboBgHqld2U</w:t>
+        </w:r>
+      </w:hyperlink>
+    </w:p>
+    <w:p>
+      <w:pPr>
+        <w:pStyle w:val="ListParagraph"/>
+        <w:numPr>
+          <w:ilvl w:val="1"/>
+          <w:numId w:val="10"/>
+        </w:numPr>
+      </w:pPr>
+      <w:r>
+        <w:t>Used video to figure out how to insert axis labels for Excel plots.</w:t>
+      </w:r>
+    </w:p>
+    <w:p/>
+    <w:p>
+      <w:pPr>
+        <w:pStyle w:val="Heading1"/>
+      </w:pPr>
+      <w:r>
+        <w:t>1. Optimum Frame Size Recommendation (4 pts)</w:t>
+      </w:r>
+    </w:p>
+    <w:p>
+      <w:r>
+        <w:t>[State which frame size and how many frames you recommend to keep the page-fault rate below 10%. Justify your recommendation using your simulation data. Consider both memory overhead and fault-rate performance.</w:t>
+      </w:r>
+    </w:p>
+    <w:p>
+      <w:r>
+        <w:t xml:space="preserve">The data supports a recommendation of </w:t>
+      </w:r>
+      <w:r>
+        <w:t xml:space="preserve">using 318 </w:t>
+      </w:r>
+      <w:r>
+        <w:t>1KB frames</w:t>
+      </w:r>
+      <w:r>
+        <w:t xml:space="preserve"> due to efficient memory usage and a compromise between performance and internal fragmentation. Of </w:t>
+      </w:r>
+      <w:r>
+        <w:t>all</w:t>
+      </w:r>
+      <w:r>
+        <w:t xml:space="preserve"> the </w:t>
+      </w:r>
+      <w:r>
+        <w:t>frame</w:t>
+      </w:r>
+      <w:r>
+        <w:t xml:space="preserve"> sizes (512b- 344.5KB, 1KB- 318KB, 2KB- 358KB, 4KB- 424KB), using a frame size of 1KB led to the lowest memory usage</w:t>
+      </w:r>
+      <w:r>
+        <w:t xml:space="preserve"> of 318KB</w:t>
+      </w:r>
+      <w:r>
+        <w:t xml:space="preserve">. </w:t>
+      </w:r>
+      <w:r>
+        <w:t xml:space="preserve">Although allocating more frames would decrease the page fault rate, the decrease in page fault rate for the addition of each singular frame gets </w:t>
+      </w:r>
+      <w:proofErr w:type="gramStart"/>
+      <w:r>
+        <w:t>lower and lower</w:t>
+      </w:r>
+      <w:proofErr w:type="gramEnd"/>
+      <w:r>
+        <w:t xml:space="preserve">, especially after the </w:t>
+      </w:r>
+      <w:proofErr w:type="gramStart"/>
+      <w:r>
+        <w:t>10% page</w:t>
+      </w:r>
+      <w:proofErr w:type="gramEnd"/>
+      <w:r>
+        <w:t xml:space="preserve"> fault threshold </w:t>
+      </w:r>
+      <w:proofErr w:type="gramStart"/>
+      <w:r>
+        <w:t>is crossed</w:t>
+      </w:r>
+      <w:proofErr w:type="gramEnd"/>
+      <w:r>
+        <w:t xml:space="preserve">. </w:t>
+      </w:r>
+      <w:r>
+        <w:t xml:space="preserve">The cause for this is because adding an infinite </w:t>
+      </w:r>
+      <w:proofErr w:type="gramStart"/>
+      <w:r>
+        <w:t>amount</w:t>
+      </w:r>
+      <w:proofErr w:type="gramEnd"/>
+      <w:r>
+        <w:t xml:space="preserve"> of frames ignores locality, where a process is more likely to reference a memory address it has recently interacted with over </w:t>
+      </w:r>
+      <w:proofErr w:type="gramStart"/>
+      <w:r>
+        <w:t>a</w:t>
+      </w:r>
+      <w:proofErr w:type="gramEnd"/>
+      <w:r>
+        <w:t xml:space="preserve"> address it has not interacted with in a long time. Adding more frames would only waste memory by having a page transferred to memory for it to not </w:t>
+      </w:r>
+      <w:proofErr w:type="gramStart"/>
+      <w:r>
+        <w:t>be used</w:t>
+      </w:r>
+      <w:proofErr w:type="gramEnd"/>
+      <w:r>
+        <w:t xml:space="preserve"> after the initial reference.</w:t>
+      </w:r>
+    </w:p>
+    <w:p>
+      <w:r>
+        <w:t xml:space="preserve">Compared to the 512b frame, a </w:t>
+      </w:r>
+      <w:r>
+        <w:t>1KB</w:t>
+      </w:r>
+      <w:r>
+        <w:t xml:space="preserve"> frame results in a smaller page table and less overhead</w:t>
+      </w:r>
+      <w:r>
+        <w:t xml:space="preserve">, as </w:t>
+      </w:r>
+      <w:r>
+        <w:t>fewer</w:t>
+      </w:r>
+      <w:r>
+        <w:t xml:space="preserve"> page faults occur for the same amount of KB needed by the programs</w:t>
+      </w:r>
+      <w:r>
+        <w:t>. Although a 2KB and 4KB frame size would also result in less overhead, using larger frame sizes risks increasing the amount of physical memory lost due to internal fragmentation</w:t>
+      </w:r>
+      <w:r>
+        <w:t xml:space="preserve">, where </w:t>
+      </w:r>
+      <w:r>
+        <w:t>the unused address space within a frame is inaccessible to other processes, effectively wasting that space</w:t>
+      </w:r>
+      <w:r>
+        <w:t xml:space="preserve">. </w:t>
+      </w:r>
+      <w:r>
+        <w:t>A 1KB frame size minimizes memory usage while limiting the internal fragmentation</w:t>
+      </w:r>
+      <w:r>
+        <w:t xml:space="preserve"> compared to </w:t>
+      </w:r>
+      <w:r>
+        <w:t>the 2KB and 4KB page frames.</w:t>
+      </w:r>
+    </w:p>
+    <w:p>
+      <w:r>
+        <w:t>Word Count: 250</w:t>
       </w:r>
     </w:p>
     <w:p>
@@ -45,19 +325,7 @@
         <w:pStyle w:val="Heading1"/>
       </w:pPr>
       <w:r>
-        <w:t>1. Optimum Frame Size Recommendation (4 pts)</w:t>
-      </w:r>
-    </w:p>
-    <w:p>
-      <w:r>
-        <w:t>[State which frame size and how many frames you recommend to keep the page-fault rate below 10%. Justify your recommendation using your simulation data. Consider both memory overhead and fault-rate performance.]</w:t>
-      </w:r>
-    </w:p>
-    <w:p>
-      <w:pPr>
-        <w:pStyle w:val="Heading1"/>
-      </w:pPr>
-      <w:r>
+        <w:lastRenderedPageBreak/>
         <w:t>2. Frames Required to Achieve &lt; 10% Page-Fault Rate (4 pts)</w:t>
       </w:r>
     </w:p>
@@ -145,6 +413,9 @@
             <w:pPr>
               <w:cnfStyle w:val="000000100000" w:firstRow="0" w:lastRow="0" w:firstColumn="0" w:lastColumn="0" w:oddVBand="0" w:evenVBand="0" w:oddHBand="1" w:evenHBand="0" w:firstRowFirstColumn="0" w:firstRowLastColumn="0" w:lastRowFirstColumn="0" w:lastRowLastColumn="0"/>
             </w:pPr>
+            <w:r>
+              <w:t>689</w:t>
+            </w:r>
           </w:p>
         </w:tc>
         <w:tc>
@@ -155,6 +426,9 @@
             <w:pPr>
               <w:cnfStyle w:val="000000100000" w:firstRow="0" w:lastRow="0" w:firstColumn="0" w:lastColumn="0" w:oddVBand="0" w:evenVBand="0" w:oddHBand="1" w:evenHBand="0" w:firstRowFirstColumn="0" w:firstRowLastColumn="0" w:lastRowFirstColumn="0" w:lastRowLastColumn="0"/>
             </w:pPr>
+            <w:r>
+              <w:t>0.09996</w:t>
+            </w:r>
           </w:p>
         </w:tc>
       </w:tr>
@@ -182,6 +456,9 @@
             <w:pPr>
               <w:cnfStyle w:val="000000010000" w:firstRow="0" w:lastRow="0" w:firstColumn="0" w:lastColumn="0" w:oddVBand="0" w:evenVBand="0" w:oddHBand="0" w:evenHBand="1" w:firstRowFirstColumn="0" w:firstRowLastColumn="0" w:lastRowFirstColumn="0" w:lastRowLastColumn="0"/>
             </w:pPr>
+            <w:r>
+              <w:t>318</w:t>
+            </w:r>
           </w:p>
         </w:tc>
         <w:tc>
@@ -192,6 +469,9 @@
             <w:pPr>
               <w:cnfStyle w:val="000000010000" w:firstRow="0" w:lastRow="0" w:firstColumn="0" w:lastColumn="0" w:oddVBand="0" w:evenVBand="0" w:oddHBand="0" w:evenHBand="1" w:firstRowFirstColumn="0" w:firstRowLastColumn="0" w:lastRowFirstColumn="0" w:lastRowLastColumn="0"/>
             </w:pPr>
+            <w:r>
+              <w:t>0.099937</w:t>
+            </w:r>
           </w:p>
         </w:tc>
       </w:tr>
@@ -219,6 +499,9 @@
             <w:pPr>
               <w:cnfStyle w:val="000000100000" w:firstRow="0" w:lastRow="0" w:firstColumn="0" w:lastColumn="0" w:oddVBand="0" w:evenVBand="0" w:oddHBand="1" w:evenHBand="0" w:firstRowFirstColumn="0" w:firstRowLastColumn="0" w:lastRowFirstColumn="0" w:lastRowLastColumn="0"/>
             </w:pPr>
+            <w:r>
+              <w:t>179</w:t>
+            </w:r>
           </w:p>
         </w:tc>
         <w:tc>
@@ -229,6 +512,9 @@
             <w:pPr>
               <w:cnfStyle w:val="000000100000" w:firstRow="0" w:lastRow="0" w:firstColumn="0" w:lastColumn="0" w:oddVBand="0" w:evenVBand="0" w:oddHBand="1" w:evenHBand="0" w:firstRowFirstColumn="0" w:firstRowLastColumn="0" w:lastRowFirstColumn="0" w:lastRowLastColumn="0"/>
             </w:pPr>
+            <w:r>
+              <w:t>0.099777</w:t>
+            </w:r>
           </w:p>
         </w:tc>
       </w:tr>
@@ -256,6 +542,9 @@
             <w:pPr>
               <w:cnfStyle w:val="000000010000" w:firstRow="0" w:lastRow="0" w:firstColumn="0" w:lastColumn="0" w:oddVBand="0" w:evenVBand="0" w:oddHBand="0" w:evenHBand="1" w:firstRowFirstColumn="0" w:firstRowLastColumn="0" w:lastRowFirstColumn="0" w:lastRowLastColumn="0"/>
             </w:pPr>
+            <w:r>
+              <w:t>106</w:t>
+            </w:r>
           </w:p>
         </w:tc>
         <w:tc>
@@ -266,6 +555,9 @@
             <w:pPr>
               <w:cnfStyle w:val="000000010000" w:firstRow="0" w:lastRow="0" w:firstColumn="0" w:lastColumn="0" w:oddVBand="0" w:evenVBand="0" w:oddHBand="0" w:evenHBand="1" w:firstRowFirstColumn="0" w:firstRowLastColumn="0" w:lastRowFirstColumn="0" w:lastRowLastColumn="0"/>
             </w:pPr>
+            <w:r>
+              <w:t>0.099938</w:t>
+            </w:r>
           </w:p>
         </w:tc>
       </w:tr>
@@ -293,93 +585,50 @@
       </w:r>
     </w:p>
     <w:p>
-      <w:pPr>
-        <w:jc w:val="center"/>
-      </w:pPr>
       <w:r>
         <w:rPr>
-          <w:i/>
-          <w:color w:val="888888"/>
+          <w:noProof/>
         </w:rPr>
-        <w:t>[Insert 512 B Page Faults chart here]</w:t>
-      </w:r>
-    </w:p>
-    <w:p/>
-    <w:p>
-      <w:pPr>
-        <w:pStyle w:val="Heading3"/>
-      </w:pPr>
-      <w:r>
-        <w:lastRenderedPageBreak/>
-        <w:t>1 KB Frames — Page Faults (1.5 pts)</w:t>
-      </w:r>
-    </w:p>
-    <w:p>
-      <w:pPr>
-        <w:jc w:val="center"/>
-      </w:pPr>
-      <w:r>
-        <w:rPr>
-          <w:i/>
-          <w:color w:val="888888"/>
-        </w:rPr>
-        <w:t>[Insert 1 KB Page Faults chart here]</w:t>
-      </w:r>
-    </w:p>
-    <w:p/>
-    <w:p>
-      <w:pPr>
-        <w:pStyle w:val="Heading3"/>
-      </w:pPr>
-      <w:r>
-        <w:t>2 KB Frames — Page Faults (1.5 pts)</w:t>
-      </w:r>
-    </w:p>
-    <w:p>
-      <w:pPr>
-        <w:jc w:val="center"/>
-      </w:pPr>
-      <w:r>
-        <w:rPr>
-          <w:i/>
-          <w:color w:val="888888"/>
-        </w:rPr>
-        <w:t>[Insert 2 KB Page Faults chart here]</w:t>
-      </w:r>
-    </w:p>
-    <w:p/>
-    <w:p>
-      <w:pPr>
-        <w:pStyle w:val="Heading3"/>
-      </w:pPr>
-      <w:r>
-        <w:t>4 KB Frames — Page Faults (1.5 pts)</w:t>
-      </w:r>
-    </w:p>
-    <w:p>
-      <w:pPr>
-        <w:jc w:val="center"/>
-      </w:pPr>
-      <w:r>
-        <w:rPr>
-          <w:i/>
-          <w:color w:val="888888"/>
-        </w:rPr>
-        <w:t>[Insert 4 KB Page Faults chart here]</w:t>
-      </w:r>
-    </w:p>
-    <w:p/>
-    <w:p>
-      <w:pPr>
-        <w:pStyle w:val="Heading1"/>
-      </w:pPr>
-      <w:r>
-        <w:t>4. Frames vs. Page-Fault Rate — 4 charts (6 pts)</w:t>
-      </w:r>
-    </w:p>
-    <w:p>
-      <w:r>
-        <w:t>Insert one chart per frame size showing Frames (x-axis) vs. Page-Fault Rate (y-axis). Each chart must include a horizontal reference line at 10% fault rate, descriptive title, and labeled axes. (1.5 pts per chart)</w:t>
+        <w:drawing>
+          <wp:inline distT="0" distB="0" distL="0" distR="0" wp14:anchorId="51052042" wp14:editId="22A1E696">
+            <wp:extent cx="5486400" cy="4284980"/>
+            <wp:effectExtent l="25400" t="25400" r="25400" b="20320"/>
+            <wp:docPr id="459469676" name="Picture 1"/>
+            <wp:cNvGraphicFramePr>
+              <a:graphicFrameLocks xmlns:a="http://schemas.openxmlformats.org/drawingml/2006/main" noChangeAspect="1"/>
+            </wp:cNvGraphicFramePr>
+            <a:graphic xmlns:a="http://schemas.openxmlformats.org/drawingml/2006/main">
+              <a:graphicData uri="http://schemas.openxmlformats.org/drawingml/2006/picture">
+                <pic:pic xmlns:pic="http://schemas.openxmlformats.org/drawingml/2006/picture">
+                  <pic:nvPicPr>
+                    <pic:cNvPr id="459469676" name=""/>
+                    <pic:cNvPicPr/>
+                  </pic:nvPicPr>
+                  <pic:blipFill>
+                    <a:blip r:embed="rId12"/>
+                    <a:stretch>
+                      <a:fillRect/>
+                    </a:stretch>
+                  </pic:blipFill>
+                  <pic:spPr>
+                    <a:xfrm>
+                      <a:off x="0" y="0"/>
+                      <a:ext cx="5486400" cy="4284980"/>
+                    </a:xfrm>
+                    <a:prstGeom prst="rect">
+                      <a:avLst/>
+                    </a:prstGeom>
+                    <a:ln w="25400">
+                      <a:solidFill>
+                        <a:schemeClr val="tx1"/>
+                      </a:solidFill>
+                    </a:ln>
+                  </pic:spPr>
+                </pic:pic>
+              </a:graphicData>
+            </a:graphic>
+          </wp:inline>
+        </w:drawing>
       </w:r>
     </w:p>
     <w:p>
@@ -387,96 +636,157 @@
         <w:pStyle w:val="Heading3"/>
       </w:pPr>
       <w:r>
-        <w:t>512 B Frames — Fault Rate (1.5 pts)</w:t>
+        <w:lastRenderedPageBreak/>
+        <w:t>1 KB Frames — Page Faults (1.5 pts)</w:t>
       </w:r>
     </w:p>
     <w:p>
-      <w:pPr>
-        <w:jc w:val="center"/>
-      </w:pPr>
       <w:r>
         <w:rPr>
-          <w:i/>
-          <w:color w:val="888888"/>
+          <w:noProof/>
         </w:rPr>
-        <w:t>[Insert 512 B Fault Rate chart here — include 10% reference line]</w:t>
+        <w:drawing>
+          <wp:inline distT="0" distB="0" distL="0" distR="0" wp14:anchorId="22826319" wp14:editId="6C285262">
+            <wp:extent cx="5486400" cy="4290695"/>
+            <wp:effectExtent l="25400" t="25400" r="25400" b="27305"/>
+            <wp:docPr id="851319973" name="Picture 1"/>
+            <wp:cNvGraphicFramePr>
+              <a:graphicFrameLocks xmlns:a="http://schemas.openxmlformats.org/drawingml/2006/main" noChangeAspect="1"/>
+            </wp:cNvGraphicFramePr>
+            <a:graphic xmlns:a="http://schemas.openxmlformats.org/drawingml/2006/main">
+              <a:graphicData uri="http://schemas.openxmlformats.org/drawingml/2006/picture">
+                <pic:pic xmlns:pic="http://schemas.openxmlformats.org/drawingml/2006/picture">
+                  <pic:nvPicPr>
+                    <pic:cNvPr id="851319973" name=""/>
+                    <pic:cNvPicPr/>
+                  </pic:nvPicPr>
+                  <pic:blipFill>
+                    <a:blip r:embed="rId13"/>
+                    <a:stretch>
+                      <a:fillRect/>
+                    </a:stretch>
+                  </pic:blipFill>
+                  <pic:spPr>
+                    <a:xfrm>
+                      <a:off x="0" y="0"/>
+                      <a:ext cx="5486400" cy="4290695"/>
+                    </a:xfrm>
+                    <a:prstGeom prst="rect">
+                      <a:avLst/>
+                    </a:prstGeom>
+                    <a:ln w="25400">
+                      <a:solidFill>
+                        <a:schemeClr val="tx1"/>
+                      </a:solidFill>
+                    </a:ln>
+                  </pic:spPr>
+                </pic:pic>
+              </a:graphicData>
+            </a:graphic>
+          </wp:inline>
+        </w:drawing>
       </w:r>
     </w:p>
-    <w:p/>
     <w:p>
       <w:pPr>
         <w:pStyle w:val="Heading3"/>
       </w:pPr>
       <w:r>
-        <w:t>1 KB Frames — Fault Rate (1.5 pts)</w:t>
+        <w:lastRenderedPageBreak/>
+        <w:t>2 KB Frames — Page Faults (1.5 pts)</w:t>
       </w:r>
     </w:p>
     <w:p>
-      <w:pPr>
-        <w:jc w:val="center"/>
-      </w:pPr>
       <w:r>
         <w:rPr>
-          <w:i/>
-          <w:color w:val="888888"/>
+          <w:noProof/>
         </w:rPr>
-        <w:t>[Insert 1 KB Fault Rate chart here — include 10% reference line]</w:t>
+        <w:drawing>
+          <wp:inline distT="0" distB="0" distL="0" distR="0" wp14:anchorId="1CDAA3C8" wp14:editId="4FADE234">
+            <wp:extent cx="5486400" cy="4290695"/>
+            <wp:effectExtent l="0" t="0" r="0" b="1905"/>
+            <wp:docPr id="1159530613" name="Picture 1"/>
+            <wp:cNvGraphicFramePr>
+              <a:graphicFrameLocks xmlns:a="http://schemas.openxmlformats.org/drawingml/2006/main" noChangeAspect="1"/>
+            </wp:cNvGraphicFramePr>
+            <a:graphic xmlns:a="http://schemas.openxmlformats.org/drawingml/2006/main">
+              <a:graphicData uri="http://schemas.openxmlformats.org/drawingml/2006/picture">
+                <pic:pic xmlns:pic="http://schemas.openxmlformats.org/drawingml/2006/picture">
+                  <pic:nvPicPr>
+                    <pic:cNvPr id="1159530613" name=""/>
+                    <pic:cNvPicPr/>
+                  </pic:nvPicPr>
+                  <pic:blipFill>
+                    <a:blip r:embed="rId14"/>
+                    <a:stretch>
+                      <a:fillRect/>
+                    </a:stretch>
+                  </pic:blipFill>
+                  <pic:spPr>
+                    <a:xfrm>
+                      <a:off x="0" y="0"/>
+                      <a:ext cx="5486400" cy="4290695"/>
+                    </a:xfrm>
+                    <a:prstGeom prst="rect">
+                      <a:avLst/>
+                    </a:prstGeom>
+                  </pic:spPr>
+                </pic:pic>
+              </a:graphicData>
+            </a:graphic>
+          </wp:inline>
+        </w:drawing>
       </w:r>
     </w:p>
-    <w:p/>
     <w:p>
       <w:pPr>
         <w:pStyle w:val="Heading3"/>
       </w:pPr>
       <w:r>
-        <w:t>2 KB Frames — Fault Rate (1.5 pts)</w:t>
+        <w:lastRenderedPageBreak/>
+        <w:t>4 KB Frames — Page Faults (1.5 pts)</w:t>
       </w:r>
     </w:p>
     <w:p>
-      <w:pPr>
-        <w:jc w:val="center"/>
-      </w:pPr>
       <w:r>
         <w:rPr>
-          <w:i/>
-          <w:color w:val="888888"/>
+          <w:noProof/>
         </w:rPr>
-        <w:t>[Insert 2 KB Fault Rate chart here — include 10% reference line]</w:t>
-      </w:r>
-    </w:p>
-    <w:p/>
-    <w:p>
-      <w:pPr>
-        <w:pStyle w:val="Heading3"/>
-      </w:pPr>
-      <w:r>
-        <w:t>4 KB Frames — Fault Rate (1.5 pts)</w:t>
-      </w:r>
-    </w:p>
-    <w:p>
-      <w:pPr>
-        <w:jc w:val="center"/>
-      </w:pPr>
-      <w:r>
-        <w:rPr>
-          <w:i/>
-          <w:color w:val="888888"/>
-        </w:rPr>
-        <w:t>[Insert 4 KB Fault Rate chart here — include 10% reference line]</w:t>
-      </w:r>
-    </w:p>
-    <w:p/>
-    <w:p>
-      <w:pPr>
-        <w:pStyle w:val="Heading1"/>
-      </w:pPr>
-      <w:r>
-        <w:t>5. Curve Shape and Working Set Analysis (5 pts)</w:t>
-      </w:r>
-    </w:p>
-    <w:p>
-      <w:r>
-        <w:t>[Describe the shape of your fault-rate curves. Note the steep initial drop followed by flattening. Where does the inflection point occur for each frame size? What does the inflection point tell you about the process's working set size? Discuss any other interesting features you observe in the graphs.]</w:t>
+        <w:drawing>
+          <wp:inline distT="0" distB="0" distL="0" distR="0" wp14:anchorId="33BABEF1" wp14:editId="189DC61B">
+            <wp:extent cx="5486400" cy="4290695"/>
+            <wp:effectExtent l="0" t="0" r="0" b="1905"/>
+            <wp:docPr id="2115523366" name="Picture 1"/>
+            <wp:cNvGraphicFramePr>
+              <a:graphicFrameLocks xmlns:a="http://schemas.openxmlformats.org/drawingml/2006/main" noChangeAspect="1"/>
+            </wp:cNvGraphicFramePr>
+            <a:graphic xmlns:a="http://schemas.openxmlformats.org/drawingml/2006/main">
+              <a:graphicData uri="http://schemas.openxmlformats.org/drawingml/2006/picture">
+                <pic:pic xmlns:pic="http://schemas.openxmlformats.org/drawingml/2006/picture">
+                  <pic:nvPicPr>
+                    <pic:cNvPr id="2115523366" name=""/>
+                    <pic:cNvPicPr/>
+                  </pic:nvPicPr>
+                  <pic:blipFill>
+                    <a:blip r:embed="rId15"/>
+                    <a:stretch>
+                      <a:fillRect/>
+                    </a:stretch>
+                  </pic:blipFill>
+                  <pic:spPr>
+                    <a:xfrm>
+                      <a:off x="0" y="0"/>
+                      <a:ext cx="5486400" cy="4290695"/>
+                    </a:xfrm>
+                    <a:prstGeom prst="rect">
+                      <a:avLst/>
+                    </a:prstGeom>
+                  </pic:spPr>
+                </pic:pic>
+              </a:graphicData>
+            </a:graphic>
+          </wp:inline>
+        </w:drawing>
       </w:r>
     </w:p>
     <w:p>
@@ -484,26 +794,586 @@
         <w:pStyle w:val="Heading1"/>
       </w:pPr>
       <w:r>
-        <w:lastRenderedPageBreak/>
-        <w:t>6. Frame Size and Fault Rate Tradeoffs (5 pts)</w:t>
+        <w:t>4. Frames vs. Page-Fault Rate — 4 charts (6 pts)</w:t>
       </w:r>
     </w:p>
     <w:p>
       <w:r>
-        <w:t>[Discuss how larger frames reduce the number of distinct pages but increase internal fragmentation. Does your data support a preference for larger or smaller frames? What is the tradeoff between fewer faults (larger frames) and wasted memory (internal fragmentation)?]</w:t>
+        <w:t>Insert one chart per frame size showing Frames (x-axis) vs. Page-Fault Rate (y-axis). Each chart must include a horizontal reference line at 10% fault rate, descriptive title, and labeled axes. (1.5 pts per chart)</w:t>
       </w:r>
     </w:p>
     <w:p>
-      <w:r>
-        <w:br w:type="page"/>
+      <w:pPr>
+        <w:pStyle w:val="Heading3"/>
+      </w:pPr>
+      <w:r>
+        <w:lastRenderedPageBreak/>
+        <w:t>512 B Frames — Fault Rate (1.5 pts)</w:t>
       </w:r>
     </w:p>
+    <w:p>
+      <w:r>
+        <w:rPr>
+          <w:noProof/>
+        </w:rPr>
+        <w:drawing>
+          <wp:inline distT="0" distB="0" distL="0" distR="0" wp14:anchorId="11759D46" wp14:editId="0B8032C3">
+            <wp:extent cx="5486400" cy="4290695"/>
+            <wp:effectExtent l="25400" t="25400" r="25400" b="27305"/>
+            <wp:docPr id="2079528017" name="Picture 1"/>
+            <wp:cNvGraphicFramePr>
+              <a:graphicFrameLocks xmlns:a="http://schemas.openxmlformats.org/drawingml/2006/main" noChangeAspect="1"/>
+            </wp:cNvGraphicFramePr>
+            <a:graphic xmlns:a="http://schemas.openxmlformats.org/drawingml/2006/main">
+              <a:graphicData uri="http://schemas.openxmlformats.org/drawingml/2006/picture">
+                <pic:pic xmlns:pic="http://schemas.openxmlformats.org/drawingml/2006/picture">
+                  <pic:nvPicPr>
+                    <pic:cNvPr id="2079528017" name=""/>
+                    <pic:cNvPicPr/>
+                  </pic:nvPicPr>
+                  <pic:blipFill>
+                    <a:blip r:embed="rId16"/>
+                    <a:stretch>
+                      <a:fillRect/>
+                    </a:stretch>
+                  </pic:blipFill>
+                  <pic:spPr>
+                    <a:xfrm>
+                      <a:off x="0" y="0"/>
+                      <a:ext cx="5486400" cy="4290695"/>
+                    </a:xfrm>
+                    <a:prstGeom prst="rect">
+                      <a:avLst/>
+                    </a:prstGeom>
+                    <a:ln w="25400">
+                      <a:solidFill>
+                        <a:schemeClr val="tx1"/>
+                      </a:solidFill>
+                    </a:ln>
+                  </pic:spPr>
+                </pic:pic>
+              </a:graphicData>
+            </a:graphic>
+          </wp:inline>
+        </w:drawing>
+      </w:r>
+    </w:p>
+    <w:p>
+      <w:pPr>
+        <w:pStyle w:val="Heading3"/>
+      </w:pPr>
+      <w:r>
+        <w:lastRenderedPageBreak/>
+        <w:t>1 KB Frames — Fault Rate (1.5 pts)</w:t>
+      </w:r>
+    </w:p>
+    <w:p>
+      <w:r>
+        <w:rPr>
+          <w:noProof/>
+        </w:rPr>
+        <w:drawing>
+          <wp:inline distT="0" distB="0" distL="0" distR="0" wp14:anchorId="19D2B33E" wp14:editId="71DB81A7">
+            <wp:extent cx="5486400" cy="4290695"/>
+            <wp:effectExtent l="25400" t="25400" r="25400" b="27305"/>
+            <wp:docPr id="792604017" name="Picture 1"/>
+            <wp:cNvGraphicFramePr>
+              <a:graphicFrameLocks xmlns:a="http://schemas.openxmlformats.org/drawingml/2006/main" noChangeAspect="1"/>
+            </wp:cNvGraphicFramePr>
+            <a:graphic xmlns:a="http://schemas.openxmlformats.org/drawingml/2006/main">
+              <a:graphicData uri="http://schemas.openxmlformats.org/drawingml/2006/picture">
+                <pic:pic xmlns:pic="http://schemas.openxmlformats.org/drawingml/2006/picture">
+                  <pic:nvPicPr>
+                    <pic:cNvPr id="792604017" name=""/>
+                    <pic:cNvPicPr/>
+                  </pic:nvPicPr>
+                  <pic:blipFill>
+                    <a:blip r:embed="rId17"/>
+                    <a:stretch>
+                      <a:fillRect/>
+                    </a:stretch>
+                  </pic:blipFill>
+                  <pic:spPr>
+                    <a:xfrm>
+                      <a:off x="0" y="0"/>
+                      <a:ext cx="5486400" cy="4290695"/>
+                    </a:xfrm>
+                    <a:prstGeom prst="rect">
+                      <a:avLst/>
+                    </a:prstGeom>
+                    <a:ln w="25400">
+                      <a:solidFill>
+                        <a:schemeClr val="tx1"/>
+                      </a:solidFill>
+                    </a:ln>
+                  </pic:spPr>
+                </pic:pic>
+              </a:graphicData>
+            </a:graphic>
+          </wp:inline>
+        </w:drawing>
+      </w:r>
+    </w:p>
+    <w:p>
+      <w:pPr>
+        <w:pStyle w:val="Heading3"/>
+      </w:pPr>
+      <w:r>
+        <w:lastRenderedPageBreak/>
+        <w:t>2 KB Frames — Fault Rate (1.5 pts)</w:t>
+      </w:r>
+    </w:p>
+    <w:p>
+      <w:r>
+        <w:rPr>
+          <w:noProof/>
+        </w:rPr>
+        <w:drawing>
+          <wp:inline distT="0" distB="0" distL="0" distR="0" wp14:anchorId="0DE082EC" wp14:editId="102D4939">
+            <wp:extent cx="5486400" cy="4283075"/>
+            <wp:effectExtent l="0" t="0" r="0" b="0"/>
+            <wp:docPr id="348250055" name="Picture 1"/>
+            <wp:cNvGraphicFramePr>
+              <a:graphicFrameLocks xmlns:a="http://schemas.openxmlformats.org/drawingml/2006/main" noChangeAspect="1"/>
+            </wp:cNvGraphicFramePr>
+            <a:graphic xmlns:a="http://schemas.openxmlformats.org/drawingml/2006/main">
+              <a:graphicData uri="http://schemas.openxmlformats.org/drawingml/2006/picture">
+                <pic:pic xmlns:pic="http://schemas.openxmlformats.org/drawingml/2006/picture">
+                  <pic:nvPicPr>
+                    <pic:cNvPr id="348250055" name=""/>
+                    <pic:cNvPicPr/>
+                  </pic:nvPicPr>
+                  <pic:blipFill>
+                    <a:blip r:embed="rId18"/>
+                    <a:stretch>
+                      <a:fillRect/>
+                    </a:stretch>
+                  </pic:blipFill>
+                  <pic:spPr>
+                    <a:xfrm>
+                      <a:off x="0" y="0"/>
+                      <a:ext cx="5486400" cy="4283075"/>
+                    </a:xfrm>
+                    <a:prstGeom prst="rect">
+                      <a:avLst/>
+                    </a:prstGeom>
+                  </pic:spPr>
+                </pic:pic>
+              </a:graphicData>
+            </a:graphic>
+          </wp:inline>
+        </w:drawing>
+      </w:r>
+    </w:p>
+    <w:p>
+      <w:pPr>
+        <w:pStyle w:val="Heading3"/>
+      </w:pPr>
+      <w:r>
+        <w:lastRenderedPageBreak/>
+        <w:t>4 KB Frames — Fault Rate (1.5 pts)</w:t>
+      </w:r>
+    </w:p>
+    <w:p>
+      <w:r>
+        <w:rPr>
+          <w:noProof/>
+        </w:rPr>
+        <w:drawing>
+          <wp:inline distT="0" distB="0" distL="0" distR="0" wp14:anchorId="29A0485C" wp14:editId="755FDA2E">
+            <wp:extent cx="5486400" cy="4290695"/>
+            <wp:effectExtent l="0" t="0" r="0" b="1905"/>
+            <wp:docPr id="733880997" name="Picture 1"/>
+            <wp:cNvGraphicFramePr>
+              <a:graphicFrameLocks xmlns:a="http://schemas.openxmlformats.org/drawingml/2006/main" noChangeAspect="1"/>
+            </wp:cNvGraphicFramePr>
+            <a:graphic xmlns:a="http://schemas.openxmlformats.org/drawingml/2006/main">
+              <a:graphicData uri="http://schemas.openxmlformats.org/drawingml/2006/picture">
+                <pic:pic xmlns:pic="http://schemas.openxmlformats.org/drawingml/2006/picture">
+                  <pic:nvPicPr>
+                    <pic:cNvPr id="733880997" name=""/>
+                    <pic:cNvPicPr/>
+                  </pic:nvPicPr>
+                  <pic:blipFill>
+                    <a:blip r:embed="rId19"/>
+                    <a:stretch>
+                      <a:fillRect/>
+                    </a:stretch>
+                  </pic:blipFill>
+                  <pic:spPr>
+                    <a:xfrm>
+                      <a:off x="0" y="0"/>
+                      <a:ext cx="5486400" cy="4290695"/>
+                    </a:xfrm>
+                    <a:prstGeom prst="rect">
+                      <a:avLst/>
+                    </a:prstGeom>
+                  </pic:spPr>
+                </pic:pic>
+              </a:graphicData>
+            </a:graphic>
+          </wp:inline>
+        </w:drawing>
+      </w:r>
+    </w:p>
+    <w:p>
+      <w:pPr>
+        <w:pStyle w:val="Heading1"/>
+      </w:pPr>
+      <w:r>
+        <w:t>5. Curve Shape and Working Set Analysis (5 pts)</w:t>
+      </w:r>
+    </w:p>
+    <w:p>
+      <w:r>
+        <w:t>[Describe the shape of your fault-rate curves. Note the steep initial drop followed by flattening. Where does the inflection point occur for each frame size? What does the inflection point tell you about the process's working set size? Discuss any other interesting features you observe in the graphs.]</w:t>
+      </w:r>
+    </w:p>
+    <w:p>
+      <w:proofErr w:type="gramStart"/>
+      <w:r>
+        <w:t>All of</w:t>
+      </w:r>
+      <w:proofErr w:type="gramEnd"/>
+      <w:r>
+        <w:t xml:space="preserve"> the four curves have an initial steep </w:t>
+      </w:r>
+      <w:proofErr w:type="gramStart"/>
+      <w:r>
+        <w:t>drop in</w:t>
+      </w:r>
+      <w:proofErr w:type="gramEnd"/>
+      <w:r>
+        <w:t xml:space="preserve"> fault rate from 1 to around 30-120</w:t>
+      </w:r>
+      <w:r>
+        <w:t xml:space="preserve"> frames</w:t>
+      </w:r>
+      <w:r>
+        <w:t xml:space="preserve"> (depending on the frame size, with larger frames resulting in </w:t>
+      </w:r>
+      <w:r>
+        <w:t>a greater</w:t>
+      </w:r>
+      <w:r>
+        <w:t xml:space="preserve"> </w:t>
+      </w:r>
+      <w:proofErr w:type="gramStart"/>
+      <w:r>
+        <w:t>drop in</w:t>
+      </w:r>
+      <w:proofErr w:type="gramEnd"/>
+      <w:r>
+        <w:t xml:space="preserve"> fault rate for each additional frame</w:t>
+      </w:r>
+      <w:r>
+        <w:t>)</w:t>
+      </w:r>
+      <w:r>
+        <w:t>.</w:t>
+      </w:r>
+      <w:r>
+        <w:t xml:space="preserve"> </w:t>
+      </w:r>
+      <w:r>
+        <w:t>The slope gradually flattens as</w:t>
+      </w:r>
+      <w:r>
+        <w:t xml:space="preserve"> </w:t>
+      </w:r>
+      <w:r>
+        <w:t>the page fault rate</w:t>
+      </w:r>
+      <w:r>
+        <w:t xml:space="preserve"> tails off with the slope’s rate of change </w:t>
+      </w:r>
+      <w:r>
+        <w:t>falling</w:t>
+      </w:r>
+      <w:r>
+        <w:t xml:space="preserve"> drastically. The inflection points for the four frame sizes occur around the number of frames where the page fault rate drops below 10%. </w:t>
+      </w:r>
+      <w:r>
+        <w:t xml:space="preserve">The inflection point is likely the process’s </w:t>
+      </w:r>
+      <w:r>
+        <w:t xml:space="preserve">average </w:t>
+      </w:r>
+      <w:r>
+        <w:t xml:space="preserve">working set size when its contents in memory </w:t>
+      </w:r>
+      <w:proofErr w:type="gramStart"/>
+      <w:r>
+        <w:t>are split</w:t>
+      </w:r>
+      <w:proofErr w:type="gramEnd"/>
+      <w:r>
+        <w:t xml:space="preserve"> into the specified frame size. Since the </w:t>
+      </w:r>
+      <w:proofErr w:type="gramStart"/>
+      <w:r>
+        <w:t>10% page</w:t>
+      </w:r>
+      <w:proofErr w:type="gramEnd"/>
+      <w:r>
+        <w:t xml:space="preserve"> fault threshold </w:t>
+      </w:r>
+      <w:proofErr w:type="gramStart"/>
+      <w:r>
+        <w:t>is crossed</w:t>
+      </w:r>
+      <w:proofErr w:type="gramEnd"/>
+      <w:r>
+        <w:t xml:space="preserve"> when 318KB of memory and 424KB of memory </w:t>
+      </w:r>
+      <w:proofErr w:type="gramStart"/>
+      <w:r>
+        <w:t>are used</w:t>
+      </w:r>
+      <w:proofErr w:type="gramEnd"/>
+      <w:r>
+        <w:t xml:space="preserve"> in the 1KB and 4KB frame sizes respectively, </w:t>
+      </w:r>
+      <w:r>
+        <w:t xml:space="preserve">it </w:t>
+      </w:r>
+      <w:proofErr w:type="gramStart"/>
+      <w:r>
+        <w:t>is estimated</w:t>
+      </w:r>
+      <w:proofErr w:type="gramEnd"/>
+      <w:r>
+        <w:t xml:space="preserve"> that the running </w:t>
+      </w:r>
+      <w:r>
+        <w:t>processes’</w:t>
+      </w:r>
+      <w:r>
+        <w:t xml:space="preserve"> logical address size </w:t>
+      </w:r>
+      <w:r>
+        <w:t>averages</w:t>
+      </w:r>
+      <w:r>
+        <w:t xml:space="preserve"> around </w:t>
+      </w:r>
+      <w:r>
+        <w:t xml:space="preserve">320-420KB in size before it </w:t>
+      </w:r>
+      <w:proofErr w:type="gramStart"/>
+      <w:r>
+        <w:t>gets transferred</w:t>
+      </w:r>
+      <w:proofErr w:type="gramEnd"/>
+      <w:r>
+        <w:t xml:space="preserve"> to memory from disk. With the very shallow slope near the end of the tails of the lines, </w:t>
+      </w:r>
+      <w:r>
+        <w:t xml:space="preserve">it can </w:t>
+      </w:r>
+      <w:proofErr w:type="gramStart"/>
+      <w:r>
+        <w:t>be inferred</w:t>
+      </w:r>
+      <w:proofErr w:type="gramEnd"/>
+      <w:r>
+        <w:t xml:space="preserve"> </w:t>
+      </w:r>
+      <w:r>
+        <w:t xml:space="preserve">that any frames added beyond the actively used working set </w:t>
+      </w:r>
+      <w:proofErr w:type="gramStart"/>
+      <w:r>
+        <w:t xml:space="preserve">are probably only </w:t>
+      </w:r>
+      <w:r>
+        <w:lastRenderedPageBreak/>
+        <w:t>referenced</w:t>
+      </w:r>
+      <w:proofErr w:type="gramEnd"/>
+      <w:r>
+        <w:t xml:space="preserve"> once or twice</w:t>
+      </w:r>
+      <w:r>
+        <w:t xml:space="preserve">, as they </w:t>
+      </w:r>
+      <w:proofErr w:type="gramStart"/>
+      <w:r>
+        <w:t>are likely not used</w:t>
+      </w:r>
+      <w:proofErr w:type="gramEnd"/>
+      <w:r>
+        <w:t xml:space="preserve"> after the initial page fault when they </w:t>
+      </w:r>
+      <w:proofErr w:type="gramStart"/>
+      <w:r>
+        <w:t>are made</w:t>
+      </w:r>
+      <w:proofErr w:type="gramEnd"/>
+      <w:r>
+        <w:t xml:space="preserve"> resident to physical memory</w:t>
+      </w:r>
+      <w:r>
+        <w:t>.</w:t>
+      </w:r>
+      <w:r>
+        <w:t xml:space="preserve"> </w:t>
+      </w:r>
+      <w:r>
+        <w:t xml:space="preserve">This is a wasteful use of memory because it could </w:t>
+      </w:r>
+      <w:proofErr w:type="gramStart"/>
+      <w:r>
+        <w:t>be used</w:t>
+      </w:r>
+      <w:proofErr w:type="gramEnd"/>
+      <w:r>
+        <w:t xml:space="preserve"> more efficiently if given to another process, since adding frames results in large drops in page fault rate for each additional frame until the page fault rate </w:t>
+      </w:r>
+      <w:proofErr w:type="gramStart"/>
+      <w:r>
+        <w:t>gets lowered</w:t>
+      </w:r>
+      <w:proofErr w:type="gramEnd"/>
+      <w:r>
+        <w:t xml:space="preserve"> to 10 percent.</w:t>
+      </w:r>
+    </w:p>
+    <w:p>
+      <w:r>
+        <w:t>Word Count: 25</w:t>
+      </w:r>
+      <w:r>
+        <w:t>0</w:t>
+      </w:r>
+    </w:p>
+    <w:p>
+      <w:pPr>
+        <w:pStyle w:val="Heading1"/>
+      </w:pPr>
+      <w:r>
+        <w:t>6. Frame Size and Fault Rate Tradeoffs (5 pts)</w:t>
+      </w:r>
+    </w:p>
+    <w:p>
+      <w:r>
+        <w:t>[Discuss how larger frames reduce the number of distinct pages but increase internal fragmentation. Does your data support a preference for larger or smaller frames? What is the tradeoff between fewer faults (larger frames) and wasted memory (internal fragmentation)?]</w:t>
+      </w:r>
+    </w:p>
+    <w:p>
+      <w:r>
+        <w:t xml:space="preserve">Using larger frames loads more contiguous blocks of memory for each page fault, so processes that require a large amount of contiguous memory in its logical address space will encounter </w:t>
+      </w:r>
+      <w:r>
+        <w:t>fewer</w:t>
+      </w:r>
+      <w:r>
+        <w:t xml:space="preserve"> page faults</w:t>
+      </w:r>
+      <w:r>
+        <w:t>, since each frame contains more memory</w:t>
+      </w:r>
+      <w:r>
+        <w:t xml:space="preserve">. The data supports this assessment because 20 </w:t>
+      </w:r>
+      <w:r>
+        <w:t xml:space="preserve">512b frames result in a miss rate of 32.67% while 20 4KB frames result in a 24.62% miss rate. An 8MB logical address space only results in </w:t>
+      </w:r>
+      <w:proofErr w:type="gramStart"/>
+      <w:r>
+        <w:t>2 page</w:t>
+      </w:r>
+      <w:proofErr w:type="gramEnd"/>
+      <w:r>
+        <w:t xml:space="preserve"> faults when it is not resident in memory and </w:t>
+      </w:r>
+      <w:proofErr w:type="gramStart"/>
+      <w:r>
+        <w:t xml:space="preserve">is </w:t>
+      </w:r>
+      <w:r>
+        <w:t>referenced</w:t>
+      </w:r>
+      <w:proofErr w:type="gramEnd"/>
+      <w:r>
+        <w:t xml:space="preserve"> by the process</w:t>
+      </w:r>
+      <w:r>
+        <w:t>es</w:t>
+      </w:r>
+      <w:r>
+        <w:t xml:space="preserve"> while a 512b frame size would result in 16 faults, with the overhead associated with each fault wasting CPU time. </w:t>
+      </w:r>
+      <w:r>
+        <w:t>Needing less frames due to a larger frame size also results in a lower number of entries in a page table, which can leave more bytes for words.</w:t>
+      </w:r>
+    </w:p>
+    <w:p>
+      <w:r>
+        <w:t xml:space="preserve">However, a large frame size wastes memory through internal fragmentation, which is when unused portions of a frame by one process cannot </w:t>
+      </w:r>
+      <w:proofErr w:type="gramStart"/>
+      <w:r>
+        <w:t>be used</w:t>
+      </w:r>
+      <w:proofErr w:type="gramEnd"/>
+      <w:r>
+        <w:t xml:space="preserve"> by other processes and </w:t>
+      </w:r>
+      <w:proofErr w:type="gramStart"/>
+      <w:r>
+        <w:t>is effectively wasted</w:t>
+      </w:r>
+      <w:proofErr w:type="gramEnd"/>
+      <w:r>
+        <w:t xml:space="preserve">. This </w:t>
+      </w:r>
+      <w:proofErr w:type="gramStart"/>
+      <w:r>
+        <w:t>is shown</w:t>
+      </w:r>
+      <w:proofErr w:type="gramEnd"/>
+      <w:r>
+        <w:t xml:space="preserve"> by a comparison between the 4KB and 1KB frame sizes where </w:t>
+      </w:r>
+      <w:proofErr w:type="gramStart"/>
+      <w:r>
+        <w:t>in order to</w:t>
+      </w:r>
+      <w:proofErr w:type="gramEnd"/>
+      <w:r>
+        <w:t xml:space="preserve"> go below the </w:t>
+      </w:r>
+      <w:proofErr w:type="gramStart"/>
+      <w:r>
+        <w:t>10% page</w:t>
+      </w:r>
+      <w:proofErr w:type="gramEnd"/>
+      <w:r>
+        <w:t xml:space="preserve"> fault rate threshold, the 1KB version uses 318KB of memory while the 4KB version uses 424KB. </w:t>
+      </w:r>
+    </w:p>
+    <w:p>
+      <w:r>
+        <w:t xml:space="preserve">The data supports a preference for frames that are not too large or too small. </w:t>
+      </w:r>
+      <w:r>
+        <w:t>The 512b frame size version actually uses more memory to get below 10% compared to the 1KB version, so 1KB appears to be the best combination between memory efficiency and overhead costs.</w:t>
+      </w:r>
+    </w:p>
+    <w:p>
+      <w:r>
+        <w:t>Word Count: 253</w:t>
+      </w:r>
+    </w:p>
+    <w:p/>
+    <w:p/>
+    <w:p/>
     <w:p>
       <w:pPr>
         <w:pStyle w:val="Heading2"/>
       </w:pPr>
       <w:r>
-        <w:lastRenderedPageBreak/>
         <w:t>Grading Rubric (delete this page before submitting)</w:t>
       </w:r>
     </w:p>
@@ -598,6 +1468,7 @@
           </w:tcPr>
           <w:p>
             <w:r>
+              <w:lastRenderedPageBreak/>
               <w:t>Frames for &lt; 10% Target Table</w:t>
             </w:r>
           </w:p>
@@ -1069,11 +1940,7 @@
               <w:cnfStyle w:val="000000100000" w:firstRow="0" w:lastRow="0" w:firstColumn="0" w:lastColumn="0" w:oddVBand="0" w:evenVBand="0" w:oddHBand="1" w:evenHBand="0" w:firstRowFirstColumn="0" w:firstRowLastColumn="0" w:lastRowFirstColumn="0" w:lastRowLastColumn="0"/>
             </w:pPr>
             <w:r>
-              <w:t xml:space="preserve">Use active voice. Write "LRU </w:t>
-            </w:r>
-            <w:r>
-              <w:lastRenderedPageBreak/>
-              <w:t>reduces the fault rate" rather than "The fault rate is reduced by LRU."</w:t>
+              <w:t>Use active voice. Write "LRU reduces the fault rate" rather than "The fault rate is reduced by LRU."</w:t>
             </w:r>
           </w:p>
         </w:tc>
@@ -1090,7 +1957,6 @@
           </w:tcPr>
           <w:p>
             <w:r>
-              <w:lastRenderedPageBreak/>
               <w:t>Verbose or unclear writing</w:t>
             </w:r>
           </w:p>
@@ -1117,7 +1983,11 @@
               <w:cnfStyle w:val="000000010000" w:firstRow="0" w:lastRow="0" w:firstColumn="0" w:lastColumn="0" w:oddVBand="0" w:evenVBand="0" w:oddHBand="0" w:evenHBand="1" w:firstRowFirstColumn="0" w:firstRowLastColumn="0" w:lastRowFirstColumn="0" w:lastRowLastColumn="0"/>
             </w:pPr>
             <w:r>
-              <w:t>Be direct and concise. Every sentence should contribute meaningful analysis. Avoid filler, redundancy, and vague statements such as "the results were interesting."</w:t>
+              <w:t xml:space="preserve">Be direct and concise. Every sentence should contribute meaningful analysis. Avoid </w:t>
+            </w:r>
+            <w:r>
+              <w:lastRenderedPageBreak/>
+              <w:t>filler, redundancy, and vague statements such as "the results were interesting."</w:t>
             </w:r>
           </w:p>
         </w:tc>
@@ -1395,6 +2265,119 @@
       </w:rPr>
     </w:lvl>
   </w:abstractNum>
+  <w:abstractNum w:abstractNumId="9" w15:restartNumberingAfterBreak="0">
+    <w:nsid w:val="496A2DE6"/>
+    <w:multiLevelType w:val="hybridMultilevel"/>
+    <w:tmpl w:val="04908556"/>
+    <w:lvl w:ilvl="0" w:tplc="04090001">
+      <w:start w:val="1"/>
+      <w:numFmt w:val="bullet"/>
+      <w:lvlText w:val=""/>
+      <w:lvlJc w:val="left"/>
+      <w:pPr>
+        <w:ind w:left="720" w:hanging="360"/>
+      </w:pPr>
+      <w:rPr>
+        <w:rFonts w:ascii="Symbol" w:hAnsi="Symbol" w:hint="default"/>
+      </w:rPr>
+    </w:lvl>
+    <w:lvl w:ilvl="1" w:tplc="04090003">
+      <w:start w:val="1"/>
+      <w:numFmt w:val="bullet"/>
+      <w:lvlText w:val="o"/>
+      <w:lvlJc w:val="left"/>
+      <w:pPr>
+        <w:ind w:left="1440" w:hanging="360"/>
+      </w:pPr>
+      <w:rPr>
+        <w:rFonts w:ascii="Courier New" w:hAnsi="Courier New" w:hint="default"/>
+      </w:rPr>
+    </w:lvl>
+    <w:lvl w:ilvl="2" w:tplc="04090005" w:tentative="1">
+      <w:start w:val="1"/>
+      <w:numFmt w:val="bullet"/>
+      <w:lvlText w:val=""/>
+      <w:lvlJc w:val="left"/>
+      <w:pPr>
+        <w:ind w:left="2160" w:hanging="360"/>
+      </w:pPr>
+      <w:rPr>
+        <w:rFonts w:ascii="Wingdings" w:hAnsi="Wingdings" w:hint="default"/>
+      </w:rPr>
+    </w:lvl>
+    <w:lvl w:ilvl="3" w:tplc="04090001" w:tentative="1">
+      <w:start w:val="1"/>
+      <w:numFmt w:val="bullet"/>
+      <w:lvlText w:val=""/>
+      <w:lvlJc w:val="left"/>
+      <w:pPr>
+        <w:ind w:left="2880" w:hanging="360"/>
+      </w:pPr>
+      <w:rPr>
+        <w:rFonts w:ascii="Symbol" w:hAnsi="Symbol" w:hint="default"/>
+      </w:rPr>
+    </w:lvl>
+    <w:lvl w:ilvl="4" w:tplc="04090003" w:tentative="1">
+      <w:start w:val="1"/>
+      <w:numFmt w:val="bullet"/>
+      <w:lvlText w:val="o"/>
+      <w:lvlJc w:val="left"/>
+      <w:pPr>
+        <w:ind w:left="3600" w:hanging="360"/>
+      </w:pPr>
+      <w:rPr>
+        <w:rFonts w:ascii="Courier New" w:hAnsi="Courier New" w:hint="default"/>
+      </w:rPr>
+    </w:lvl>
+    <w:lvl w:ilvl="5" w:tplc="04090005" w:tentative="1">
+      <w:start w:val="1"/>
+      <w:numFmt w:val="bullet"/>
+      <w:lvlText w:val=""/>
+      <w:lvlJc w:val="left"/>
+      <w:pPr>
+        <w:ind w:left="4320" w:hanging="360"/>
+      </w:pPr>
+      <w:rPr>
+        <w:rFonts w:ascii="Wingdings" w:hAnsi="Wingdings" w:hint="default"/>
+      </w:rPr>
+    </w:lvl>
+    <w:lvl w:ilvl="6" w:tplc="04090001" w:tentative="1">
+      <w:start w:val="1"/>
+      <w:numFmt w:val="bullet"/>
+      <w:lvlText w:val=""/>
+      <w:lvlJc w:val="left"/>
+      <w:pPr>
+        <w:ind w:left="5040" w:hanging="360"/>
+      </w:pPr>
+      <w:rPr>
+        <w:rFonts w:ascii="Symbol" w:hAnsi="Symbol" w:hint="default"/>
+      </w:rPr>
+    </w:lvl>
+    <w:lvl w:ilvl="7" w:tplc="04090003" w:tentative="1">
+      <w:start w:val="1"/>
+      <w:numFmt w:val="bullet"/>
+      <w:lvlText w:val="o"/>
+      <w:lvlJc w:val="left"/>
+      <w:pPr>
+        <w:ind w:left="5760" w:hanging="360"/>
+      </w:pPr>
+      <w:rPr>
+        <w:rFonts w:ascii="Courier New" w:hAnsi="Courier New" w:hint="default"/>
+      </w:rPr>
+    </w:lvl>
+    <w:lvl w:ilvl="8" w:tplc="04090005" w:tentative="1">
+      <w:start w:val="1"/>
+      <w:numFmt w:val="bullet"/>
+      <w:lvlText w:val=""/>
+      <w:lvlJc w:val="left"/>
+      <w:pPr>
+        <w:ind w:left="6480" w:hanging="360"/>
+      </w:pPr>
+      <w:rPr>
+        <w:rFonts w:ascii="Wingdings" w:hAnsi="Wingdings" w:hint="default"/>
+      </w:rPr>
+    </w:lvl>
+  </w:abstractNum>
   <w:num w:numId="1" w16cid:durableId="1754621548">
     <w:abstractNumId w:val="8"/>
   </w:num>
@@ -1421,6 +2404,9 @@
   </w:num>
   <w:num w:numId="9" w16cid:durableId="1671054484">
     <w:abstractNumId w:val="0"/>
+  </w:num>
+  <w:num w:numId="10" w16cid:durableId="1584684920">
+    <w:abstractNumId w:val="9"/>
   </w:num>
 </w:numbering>
 </file>
@@ -12802,6 +13788,41 @@
       </w:tcPr>
     </w:tblStylePr>
   </w:style>
+  <w:style w:type="character" w:styleId="Hyperlink">
+    <w:name w:val="Hyperlink"/>
+    <w:basedOn w:val="DefaultParagraphFont"/>
+    <w:uiPriority w:val="99"/>
+    <w:unhideWhenUsed/>
+    <w:rsid w:val="009D3DFC"/>
+    <w:rPr>
+      <w:color w:val="0000FF" w:themeColor="hyperlink"/>
+      <w:u w:val="single"/>
+    </w:rPr>
+  </w:style>
+  <w:style w:type="character" w:styleId="UnresolvedMention">
+    <w:name w:val="Unresolved Mention"/>
+    <w:basedOn w:val="DefaultParagraphFont"/>
+    <w:uiPriority w:val="99"/>
+    <w:semiHidden/>
+    <w:unhideWhenUsed/>
+    <w:rsid w:val="009D3DFC"/>
+    <w:rPr>
+      <w:color w:val="605E5C"/>
+      <w:shd w:val="clear" w:color="auto" w:fill="E1DFDD"/>
+    </w:rPr>
+  </w:style>
+  <w:style w:type="character" w:styleId="FollowedHyperlink">
+    <w:name w:val="FollowedHyperlink"/>
+    <w:basedOn w:val="DefaultParagraphFont"/>
+    <w:uiPriority w:val="99"/>
+    <w:semiHidden/>
+    <w:unhideWhenUsed/>
+    <w:rsid w:val="009D3DFC"/>
+    <w:rPr>
+      <w:color w:val="800080" w:themeColor="followedHyperlink"/>
+      <w:u w:val="single"/>
+    </w:rPr>
+  </w:style>
 </w:styles>
 </file>
 
@@ -13126,32 +14147,6 @@
 </file>
 
 <file path=customXml/item1.xml><?xml version="1.0" encoding="utf-8"?>
-<b:Sources xmlns:b="http://schemas.openxmlformats.org/officeDocument/2006/bibliography" xmlns="http://schemas.openxmlformats.org/officeDocument/2006/bibliography" SelectedStyle="/APA.XSL" StyleName="APA"/>
-</file>
-
-<file path=customXml/item2.xml><?xml version="1.0" encoding="utf-8"?>
-<p:properties xmlns:p="http://schemas.microsoft.com/office/2006/metadata/properties" xmlns:xsi="http://www.w3.org/2001/XMLSchema-instance" xmlns:pc="http://schemas.microsoft.com/office/infopath/2007/PartnerControls">
-  <documentManagement>
-    <_ip_UnifiedCompliancePolicyUIAction xmlns="http://schemas.microsoft.com/sharepoint/v3" xsi:nil="true"/>
-    <TaxCatchAll xmlns="56f87f42-bac6-49e2-b9d5-04744cb514ee" xsi:nil="true"/>
-    <lcf76f155ced4ddcb4097134ff3c332f xmlns="fcae3b96-bd14-4ee2-8386-a94084e60018">
-      <Terms xmlns="http://schemas.microsoft.com/office/infopath/2007/PartnerControls"/>
-    </lcf76f155ced4ddcb4097134ff3c332f>
-    <_ip_UnifiedCompliancePolicyProperties xmlns="http://schemas.microsoft.com/sharepoint/v3" xsi:nil="true"/>
-  </documentManagement>
-</p:properties>
-</file>
-
-<file path=customXml/item3.xml><?xml version="1.0" encoding="utf-8"?>
-<?mso-contentType ?>
-<FormTemplates xmlns="http://schemas.microsoft.com/sharepoint/v3/contenttype/forms">
-  <Display>DocumentLibraryForm</Display>
-  <Edit>DocumentLibraryForm</Edit>
-  <New>DocumentLibraryForm</New>
-</FormTemplates>
-</file>
-
-<file path=customXml/item4.xml><?xml version="1.0" encoding="utf-8"?>
 <ct:contentTypeSchema xmlns:ct="http://schemas.microsoft.com/office/2006/metadata/contentType" xmlns:ma="http://schemas.microsoft.com/office/2006/metadata/properties/metaAttributes" ct:_="" ma:_="" ma:contentTypeName="Document" ma:contentTypeID="0x0101006A7D154A9B6B4745A92074A700A40869" ma:contentTypeVersion="24" ma:contentTypeDescription="Create a new document." ma:contentTypeScope="" ma:versionID="49c36a49e684e25092aa685b0fe35842">
   <xsd:schema xmlns:xsd="http://www.w3.org/2001/XMLSchema" xmlns:xs="http://www.w3.org/2001/XMLSchema" xmlns:p="http://schemas.microsoft.com/office/2006/metadata/properties" xmlns:ns1="http://schemas.microsoft.com/sharepoint/v3" xmlns:ns2="fcae3b96-bd14-4ee2-8386-a94084e60018" xmlns:ns3="56f87f42-bac6-49e2-b9d5-04744cb514ee" targetNamespace="http://schemas.microsoft.com/office/2006/metadata/properties" ma:root="true" ma:fieldsID="9c960b9d532a5d3a9032170b89435a2d" ns1:_="" ns2:_="" ns3:_="">
     <xsd:import namespace="http://schemas.microsoft.com/sharepoint/v3"/>
@@ -13429,35 +14424,33 @@
 </ct:contentTypeSchema>
 </file>
 
-<file path=customXml/itemProps1.xml><?xml version="1.0" encoding="utf-8"?>
-<ds:datastoreItem xmlns:ds="http://schemas.openxmlformats.org/officeDocument/2006/customXml" ds:itemID="{EF278816-EC6F-A645-907D-7F25AECB1D4A}">
-  <ds:schemaRefs>
-    <ds:schemaRef ds:uri="http://schemas.openxmlformats.org/officeDocument/2006/bibliography"/>
-  </ds:schemaRefs>
-</ds:datastoreItem>
+<file path=customXml/item2.xml><?xml version="1.0" encoding="utf-8"?>
+<?mso-contentType ?>
+<FormTemplates xmlns="http://schemas.microsoft.com/sharepoint/v3/contenttype/forms">
+  <Display>DocumentLibraryForm</Display>
+  <Edit>DocumentLibraryForm</Edit>
+  <New>DocumentLibraryForm</New>
+</FormTemplates>
 </file>
 
-<file path=customXml/itemProps2.xml><?xml version="1.0" encoding="utf-8"?>
-<ds:datastoreItem xmlns:ds="http://schemas.openxmlformats.org/officeDocument/2006/customXml" ds:itemID="{94EDD69F-103F-4891-A1A7-DE0F9F4E28FD}">
-  <ds:schemaRefs>
-    <ds:schemaRef ds:uri="http://schemas.microsoft.com/office/2006/metadata/properties"/>
-    <ds:schemaRef ds:uri="http://schemas.microsoft.com/office/infopath/2007/PartnerControls"/>
-    <ds:schemaRef ds:uri="http://schemas.microsoft.com/sharepoint/v3"/>
-    <ds:schemaRef ds:uri="56f87f42-bac6-49e2-b9d5-04744cb514ee"/>
-    <ds:schemaRef ds:uri="fcae3b96-bd14-4ee2-8386-a94084e60018"/>
-  </ds:schemaRefs>
-</ds:datastoreItem>
+<file path=customXml/item3.xml><?xml version="1.0" encoding="utf-8"?>
+<p:properties xmlns:p="http://schemas.microsoft.com/office/2006/metadata/properties" xmlns:xsi="http://www.w3.org/2001/XMLSchema-instance" xmlns:pc="http://schemas.microsoft.com/office/infopath/2007/PartnerControls">
+  <documentManagement>
+    <_ip_UnifiedCompliancePolicyUIAction xmlns="http://schemas.microsoft.com/sharepoint/v3" xsi:nil="true"/>
+    <TaxCatchAll xmlns="56f87f42-bac6-49e2-b9d5-04744cb514ee" xsi:nil="true"/>
+    <lcf76f155ced4ddcb4097134ff3c332f xmlns="fcae3b96-bd14-4ee2-8386-a94084e60018">
+      <Terms xmlns="http://schemas.microsoft.com/office/infopath/2007/PartnerControls"/>
+    </lcf76f155ced4ddcb4097134ff3c332f>
+    <_ip_UnifiedCompliancePolicyProperties xmlns="http://schemas.microsoft.com/sharepoint/v3" xsi:nil="true"/>
+  </documentManagement>
+</p:properties>
 </file>
 
-<file path=customXml/itemProps3.xml><?xml version="1.0" encoding="utf-8"?>
-<ds:datastoreItem xmlns:ds="http://schemas.openxmlformats.org/officeDocument/2006/customXml" ds:itemID="{CEDA4C41-BA4A-4F0B-A87E-F30AA6591D91}">
-  <ds:schemaRefs>
-    <ds:schemaRef ds:uri="http://schemas.microsoft.com/sharepoint/v3/contenttype/forms"/>
-  </ds:schemaRefs>
-</ds:datastoreItem>
+<file path=customXml/item4.xml><?xml version="1.0" encoding="utf-8"?>
+<b:Sources xmlns:b="http://schemas.openxmlformats.org/officeDocument/2006/bibliography" xmlns="http://schemas.openxmlformats.org/officeDocument/2006/bibliography" SelectedStyle="/APA.XSL" StyleName="APA"/>
 </file>
 
-<file path=customXml/itemProps4.xml><?xml version="1.0" encoding="utf-8"?>
+<file path=customXml/itemProps1.xml><?xml version="1.0" encoding="utf-8"?>
 <ds:datastoreItem xmlns:ds="http://schemas.openxmlformats.org/officeDocument/2006/customXml" ds:itemID="{131969F9-69E6-4531-89F9-CCA743737436}">
   <ds:schemaRefs>
     <ds:schemaRef ds:uri="http://schemas.microsoft.com/office/2006/metadata/contentType"/>
@@ -13477,6 +14470,34 @@
 </ds:datastoreItem>
 </file>
 
+<file path=customXml/itemProps2.xml><?xml version="1.0" encoding="utf-8"?>
+<ds:datastoreItem xmlns:ds="http://schemas.openxmlformats.org/officeDocument/2006/customXml" ds:itemID="{CEDA4C41-BA4A-4F0B-A87E-F30AA6591D91}">
+  <ds:schemaRefs>
+    <ds:schemaRef ds:uri="http://schemas.microsoft.com/sharepoint/v3/contenttype/forms"/>
+  </ds:schemaRefs>
+</ds:datastoreItem>
+</file>
+
+<file path=customXml/itemProps3.xml><?xml version="1.0" encoding="utf-8"?>
+<ds:datastoreItem xmlns:ds="http://schemas.openxmlformats.org/officeDocument/2006/customXml" ds:itemID="{94EDD69F-103F-4891-A1A7-DE0F9F4E28FD}">
+  <ds:schemaRefs>
+    <ds:schemaRef ds:uri="http://schemas.microsoft.com/office/2006/metadata/properties"/>
+    <ds:schemaRef ds:uri="http://schemas.microsoft.com/office/infopath/2007/PartnerControls"/>
+    <ds:schemaRef ds:uri="http://schemas.microsoft.com/sharepoint/v3"/>
+    <ds:schemaRef ds:uri="56f87f42-bac6-49e2-b9d5-04744cb514ee"/>
+    <ds:schemaRef ds:uri="fcae3b96-bd14-4ee2-8386-a94084e60018"/>
+  </ds:schemaRefs>
+</ds:datastoreItem>
+</file>
+
+<file path=customXml/itemProps4.xml><?xml version="1.0" encoding="utf-8"?>
+<ds:datastoreItem xmlns:ds="http://schemas.openxmlformats.org/officeDocument/2006/customXml" ds:itemID="{EF278816-EC6F-A645-907D-7F25AECB1D4A}">
+  <ds:schemaRefs>
+    <ds:schemaRef ds:uri="http://schemas.openxmlformats.org/officeDocument/2006/bibliography"/>
+  </ds:schemaRefs>
+</ds:datastoreItem>
+</file>
+
 <file path=docMetadata/LabelInfo.xml><?xml version="1.0" encoding="utf-8"?>
 <clbl:labelList xmlns:clbl="http://schemas.microsoft.com/office/2020/mipLabelMetadata">
   <clbl:label id="{7ab80a06-f029-45c0-84d1-7dad19ce3c61}" enabled="0" method="" siteId="{7ab80a06-f029-45c0-84d1-7dad19ce3c61}" removed="1"/>

--- a/PEX3_Report_Template.docx
+++ b/PEX3_Report_Template.docx
@@ -185,11 +185,6 @@
     </w:p>
     <w:p>
       <w:r>
-        <w:t>[State which frame size and how many frames you recommend to keep the page-fault rate below 10%. Justify your recommendation using your simulation data. Consider both memory overhead and fault-rate performance.</w:t>
-      </w:r>
-    </w:p>
-    <w:p>
-      <w:r>
         <w:t xml:space="preserve">The data supports a recommendation of </w:t>
       </w:r>
       <w:r>
@@ -255,13 +250,11 @@
       </w:r>
       <w:proofErr w:type="gramEnd"/>
       <w:r>
-        <w:t xml:space="preserve"> of frames ignores locality, where a process is more likely to reference a memory address it has recently interacted with over </w:t>
-      </w:r>
-      <w:proofErr w:type="gramStart"/>
-      <w:r>
-        <w:t>a</w:t>
-      </w:r>
-      <w:proofErr w:type="gramEnd"/>
+        <w:t xml:space="preserve"> of frames ignores locality, where a process is more likely to reference a memory address it has recently interacted with over a</w:t>
+      </w:r>
+      <w:r>
+        <w:t>n</w:t>
+      </w:r>
       <w:r>
         <w:t xml:space="preserve"> address it has not interacted with in a long time. Adding more frames would only waste memory by having a page transferred to memory for it to not </w:t>
       </w:r>
@@ -329,11 +322,7 @@
         <w:t>2. Frames Required to Achieve &lt; 10% Page-Fault Rate (4 pts)</w:t>
       </w:r>
     </w:p>
-    <w:p>
-      <w:r>
-        <w:t>For each frame size, identify the minimum number of frames where the page-fault rate first drops below 10%.</w:t>
-      </w:r>
-    </w:p>
+    <w:p/>
     <w:tbl>
       <w:tblPr>
         <w:tblStyle w:val="LightGrid-Accent1"/>
@@ -572,11 +561,6 @@
       </w:r>
     </w:p>
     <w:p>
-      <w:r>
-        <w:t>Insert one chart per frame size showing Frames (x-axis) vs. Number of Page Faults (y-axis). Each chart must have a descriptive title, labeled axes with units, and clean formatting. (1.5 pts per chart)</w:t>
-      </w:r>
-    </w:p>
-    <w:p>
       <w:pPr>
         <w:pStyle w:val="Heading3"/>
       </w:pPr>
@@ -794,12 +778,8 @@
         <w:pStyle w:val="Heading1"/>
       </w:pPr>
       <w:r>
+        <w:lastRenderedPageBreak/>
         <w:t>4. Frames vs. Page-Fault Rate — 4 charts (6 pts)</w:t>
-      </w:r>
-    </w:p>
-    <w:p>
-      <w:r>
-        <w:t>Insert one chart per frame size showing Frames (x-axis) vs. Page-Fault Rate (y-axis). Each chart must include a horizontal reference line at 10% fault rate, descriptive title, and labeled axes. (1.5 pts per chart)</w:t>
       </w:r>
     </w:p>
     <w:p>
@@ -807,7 +787,6 @@
         <w:pStyle w:val="Heading3"/>
       </w:pPr>
       <w:r>
-        <w:lastRenderedPageBreak/>
         <w:t>512 B Frames — Fault Rate (1.5 pts)</w:t>
       </w:r>
     </w:p>
@@ -1025,222 +1004,214 @@
       </w:r>
     </w:p>
     <w:p>
-      <w:r>
-        <w:t>[Describe the shape of your fault-rate curves. Note the steep initial drop followed by flattening. Where does the inflection point occur for each frame size? What does the inflection point tell you about the process's working set size? Discuss any other interesting features you observe in the graphs.]</w:t>
+      <w:proofErr w:type="gramStart"/>
+      <w:r>
+        <w:t>All of</w:t>
+      </w:r>
+      <w:proofErr w:type="gramEnd"/>
+      <w:r>
+        <w:t xml:space="preserve"> the four curves have an initial steep </w:t>
+      </w:r>
+      <w:proofErr w:type="gramStart"/>
+      <w:r>
+        <w:t>drop in</w:t>
+      </w:r>
+      <w:proofErr w:type="gramEnd"/>
+      <w:r>
+        <w:t xml:space="preserve"> fault rate from 1 to around 30-120</w:t>
+      </w:r>
+      <w:r>
+        <w:t xml:space="preserve"> frames</w:t>
+      </w:r>
+      <w:r>
+        <w:t xml:space="preserve"> (depending on the frame size, with larger frames resulting in </w:t>
+      </w:r>
+      <w:r>
+        <w:t>a greater</w:t>
+      </w:r>
+      <w:r>
+        <w:t xml:space="preserve"> </w:t>
+      </w:r>
+      <w:proofErr w:type="gramStart"/>
+      <w:r>
+        <w:t>drop in</w:t>
+      </w:r>
+      <w:proofErr w:type="gramEnd"/>
+      <w:r>
+        <w:t xml:space="preserve"> fault rate for each additional frame</w:t>
+      </w:r>
+      <w:r>
+        <w:t>)</w:t>
+      </w:r>
+      <w:r>
+        <w:t>.</w:t>
+      </w:r>
+      <w:r>
+        <w:t xml:space="preserve"> </w:t>
+      </w:r>
+      <w:r>
+        <w:t>The slope gradually flattens as</w:t>
+      </w:r>
+      <w:r>
+        <w:t xml:space="preserve"> </w:t>
+      </w:r>
+      <w:r>
+        <w:t>the page fault rate</w:t>
+      </w:r>
+      <w:r>
+        <w:t xml:space="preserve"> tails off with the slope’s rate of change </w:t>
+      </w:r>
+      <w:r>
+        <w:t>falling</w:t>
+      </w:r>
+      <w:r>
+        <w:t xml:space="preserve"> drastically. The inflection points for the four frame sizes occur around the number of frames where the page fault rate drops below 10%. </w:t>
+      </w:r>
+      <w:r>
+        <w:t xml:space="preserve">The inflection point is likely the process’s </w:t>
+      </w:r>
+      <w:r>
+        <w:t xml:space="preserve">average </w:t>
+      </w:r>
+      <w:r>
+        <w:t xml:space="preserve">working set size when its contents in memory </w:t>
+      </w:r>
+      <w:proofErr w:type="gramStart"/>
+      <w:r>
+        <w:t>are split</w:t>
+      </w:r>
+      <w:proofErr w:type="gramEnd"/>
+      <w:r>
+        <w:t xml:space="preserve"> into the specified frame size. Since the </w:t>
+      </w:r>
+      <w:proofErr w:type="gramStart"/>
+      <w:r>
+        <w:t>10% page</w:t>
+      </w:r>
+      <w:proofErr w:type="gramEnd"/>
+      <w:r>
+        <w:t xml:space="preserve"> fault threshold </w:t>
+      </w:r>
+      <w:proofErr w:type="gramStart"/>
+      <w:r>
+        <w:t>is crossed</w:t>
+      </w:r>
+      <w:proofErr w:type="gramEnd"/>
+      <w:r>
+        <w:t xml:space="preserve"> when 318KB of memory and 424KB of memory </w:t>
+      </w:r>
+      <w:proofErr w:type="gramStart"/>
+      <w:r>
+        <w:t>are used</w:t>
+      </w:r>
+      <w:proofErr w:type="gramEnd"/>
+      <w:r>
+        <w:t xml:space="preserve"> in the 1KB and 4KB frame sizes respectively, </w:t>
+      </w:r>
+      <w:r>
+        <w:t xml:space="preserve">it </w:t>
+      </w:r>
+      <w:proofErr w:type="gramStart"/>
+      <w:r>
+        <w:t>is estimated</w:t>
+      </w:r>
+      <w:proofErr w:type="gramEnd"/>
+      <w:r>
+        <w:t xml:space="preserve"> that the running </w:t>
+      </w:r>
+      <w:r>
+        <w:t>processes’</w:t>
+      </w:r>
+      <w:r>
+        <w:t xml:space="preserve"> logical address size </w:t>
+      </w:r>
+      <w:r>
+        <w:t>averages</w:t>
+      </w:r>
+      <w:r>
+        <w:t xml:space="preserve"> around </w:t>
+      </w:r>
+      <w:r>
+        <w:t xml:space="preserve">320-420KB in size before it </w:t>
+      </w:r>
+      <w:proofErr w:type="gramStart"/>
+      <w:r>
+        <w:t>gets transferred</w:t>
+      </w:r>
+      <w:proofErr w:type="gramEnd"/>
+      <w:r>
+        <w:t xml:space="preserve"> to memory from disk. With the very shallow slope near the end of the tails of the lines, </w:t>
+      </w:r>
+      <w:r>
+        <w:t xml:space="preserve">it can </w:t>
+      </w:r>
+      <w:proofErr w:type="gramStart"/>
+      <w:r>
+        <w:t>be inferred</w:t>
+      </w:r>
+      <w:proofErr w:type="gramEnd"/>
+      <w:r>
+        <w:t xml:space="preserve"> </w:t>
+      </w:r>
+      <w:r>
+        <w:t xml:space="preserve">that any frames added beyond the actively used working set </w:t>
+      </w:r>
+      <w:proofErr w:type="gramStart"/>
+      <w:r>
+        <w:t>are probably only referenced</w:t>
+      </w:r>
+      <w:proofErr w:type="gramEnd"/>
+      <w:r>
+        <w:t xml:space="preserve"> once or twice</w:t>
+      </w:r>
+      <w:r>
+        <w:t xml:space="preserve">, as they </w:t>
+      </w:r>
+      <w:proofErr w:type="gramStart"/>
+      <w:r>
+        <w:t>are likely not used</w:t>
+      </w:r>
+      <w:proofErr w:type="gramEnd"/>
+      <w:r>
+        <w:t xml:space="preserve"> after the initial page fault when they </w:t>
+      </w:r>
+      <w:proofErr w:type="gramStart"/>
+      <w:r>
+        <w:t>are made</w:t>
+      </w:r>
+      <w:proofErr w:type="gramEnd"/>
+      <w:r>
+        <w:t xml:space="preserve"> resident to physical memory</w:t>
+      </w:r>
+      <w:r>
+        <w:t>.</w:t>
+      </w:r>
+      <w:r>
+        <w:t xml:space="preserve"> </w:t>
+      </w:r>
+      <w:r>
+        <w:t xml:space="preserve">This is a wasteful use of memory because it could </w:t>
+      </w:r>
+      <w:proofErr w:type="gramStart"/>
+      <w:r>
+        <w:t>be used</w:t>
+      </w:r>
+      <w:proofErr w:type="gramEnd"/>
+      <w:r>
+        <w:t xml:space="preserve"> more efficiently if given to another process, since adding frames results in large drops in page fault rate for each additional frame until the page fault rate </w:t>
+      </w:r>
+      <w:proofErr w:type="gramStart"/>
+      <w:r>
+        <w:t>gets lowered</w:t>
+      </w:r>
+      <w:proofErr w:type="gramEnd"/>
+      <w:r>
+        <w:t xml:space="preserve"> to 10 percent.</w:t>
       </w:r>
     </w:p>
     <w:p>
-      <w:proofErr w:type="gramStart"/>
-      <w:r>
-        <w:t>All of</w:t>
-      </w:r>
-      <w:proofErr w:type="gramEnd"/>
-      <w:r>
-        <w:t xml:space="preserve"> the four curves have an initial steep </w:t>
-      </w:r>
-      <w:proofErr w:type="gramStart"/>
-      <w:r>
-        <w:t>drop in</w:t>
-      </w:r>
-      <w:proofErr w:type="gramEnd"/>
-      <w:r>
-        <w:t xml:space="preserve"> fault rate from 1 to around 30-120</w:t>
-      </w:r>
-      <w:r>
-        <w:t xml:space="preserve"> frames</w:t>
-      </w:r>
-      <w:r>
-        <w:t xml:space="preserve"> (depending on the frame size, with larger frames resulting in </w:t>
-      </w:r>
-      <w:r>
-        <w:t>a greater</w:t>
-      </w:r>
-      <w:r>
-        <w:t xml:space="preserve"> </w:t>
-      </w:r>
-      <w:proofErr w:type="gramStart"/>
-      <w:r>
-        <w:t>drop in</w:t>
-      </w:r>
-      <w:proofErr w:type="gramEnd"/>
-      <w:r>
-        <w:t xml:space="preserve"> fault rate for each additional frame</w:t>
-      </w:r>
-      <w:r>
-        <w:t>)</w:t>
-      </w:r>
-      <w:r>
-        <w:t>.</w:t>
-      </w:r>
-      <w:r>
-        <w:t xml:space="preserve"> </w:t>
-      </w:r>
-      <w:r>
-        <w:t>The slope gradually flattens as</w:t>
-      </w:r>
-      <w:r>
-        <w:t xml:space="preserve"> </w:t>
-      </w:r>
-      <w:r>
-        <w:t>the page fault rate</w:t>
-      </w:r>
-      <w:r>
-        <w:t xml:space="preserve"> tails off with the slope’s rate of change </w:t>
-      </w:r>
-      <w:r>
-        <w:t>falling</w:t>
-      </w:r>
-      <w:r>
-        <w:t xml:space="preserve"> drastically. The inflection points for the four frame sizes occur around the number of frames where the page fault rate drops below 10%. </w:t>
-      </w:r>
-      <w:r>
-        <w:t xml:space="preserve">The inflection point is likely the process’s </w:t>
-      </w:r>
-      <w:r>
-        <w:t xml:space="preserve">average </w:t>
-      </w:r>
-      <w:r>
-        <w:t xml:space="preserve">working set size when its contents in memory </w:t>
-      </w:r>
-      <w:proofErr w:type="gramStart"/>
-      <w:r>
-        <w:t>are split</w:t>
-      </w:r>
-      <w:proofErr w:type="gramEnd"/>
-      <w:r>
-        <w:t xml:space="preserve"> into the specified frame size. Since the </w:t>
-      </w:r>
-      <w:proofErr w:type="gramStart"/>
-      <w:r>
-        <w:t>10% page</w:t>
-      </w:r>
-      <w:proofErr w:type="gramEnd"/>
-      <w:r>
-        <w:t xml:space="preserve"> fault threshold </w:t>
-      </w:r>
-      <w:proofErr w:type="gramStart"/>
-      <w:r>
-        <w:t>is crossed</w:t>
-      </w:r>
-      <w:proofErr w:type="gramEnd"/>
-      <w:r>
-        <w:t xml:space="preserve"> when 318KB of memory and 424KB of memory </w:t>
-      </w:r>
-      <w:proofErr w:type="gramStart"/>
-      <w:r>
-        <w:t>are used</w:t>
-      </w:r>
-      <w:proofErr w:type="gramEnd"/>
-      <w:r>
-        <w:t xml:space="preserve"> in the 1KB and 4KB frame sizes respectively, </w:t>
-      </w:r>
-      <w:r>
-        <w:t xml:space="preserve">it </w:t>
-      </w:r>
-      <w:proofErr w:type="gramStart"/>
-      <w:r>
-        <w:t>is estimated</w:t>
-      </w:r>
-      <w:proofErr w:type="gramEnd"/>
-      <w:r>
-        <w:t xml:space="preserve"> that the running </w:t>
-      </w:r>
-      <w:r>
-        <w:t>processes’</w:t>
-      </w:r>
-      <w:r>
-        <w:t xml:space="preserve"> logical address size </w:t>
-      </w:r>
-      <w:r>
-        <w:t>averages</w:t>
-      </w:r>
-      <w:r>
-        <w:t xml:space="preserve"> around </w:t>
-      </w:r>
-      <w:r>
-        <w:t xml:space="preserve">320-420KB in size before it </w:t>
-      </w:r>
-      <w:proofErr w:type="gramStart"/>
-      <w:r>
-        <w:t>gets transferred</w:t>
-      </w:r>
-      <w:proofErr w:type="gramEnd"/>
-      <w:r>
-        <w:t xml:space="preserve"> to memory from disk. With the very shallow slope near the end of the tails of the lines, </w:t>
-      </w:r>
-      <w:r>
-        <w:t xml:space="preserve">it can </w:t>
-      </w:r>
-      <w:proofErr w:type="gramStart"/>
-      <w:r>
-        <w:t>be inferred</w:t>
-      </w:r>
-      <w:proofErr w:type="gramEnd"/>
-      <w:r>
-        <w:t xml:space="preserve"> </w:t>
-      </w:r>
-      <w:r>
-        <w:t xml:space="preserve">that any frames added beyond the actively used working set </w:t>
-      </w:r>
-      <w:proofErr w:type="gramStart"/>
-      <w:r>
-        <w:t xml:space="preserve">are probably only </w:t>
-      </w:r>
       <w:r>
         <w:lastRenderedPageBreak/>
-        <w:t>referenced</w:t>
-      </w:r>
-      <w:proofErr w:type="gramEnd"/>
-      <w:r>
-        <w:t xml:space="preserve"> once or twice</w:t>
-      </w:r>
-      <w:r>
-        <w:t xml:space="preserve">, as they </w:t>
-      </w:r>
-      <w:proofErr w:type="gramStart"/>
-      <w:r>
-        <w:t>are likely not used</w:t>
-      </w:r>
-      <w:proofErr w:type="gramEnd"/>
-      <w:r>
-        <w:t xml:space="preserve"> after the initial page fault when they </w:t>
-      </w:r>
-      <w:proofErr w:type="gramStart"/>
-      <w:r>
-        <w:t>are made</w:t>
-      </w:r>
-      <w:proofErr w:type="gramEnd"/>
-      <w:r>
-        <w:t xml:space="preserve"> resident to physical memory</w:t>
-      </w:r>
-      <w:r>
-        <w:t>.</w:t>
-      </w:r>
-      <w:r>
-        <w:t xml:space="preserve"> </w:t>
-      </w:r>
-      <w:r>
-        <w:t xml:space="preserve">This is a wasteful use of memory because it could </w:t>
-      </w:r>
-      <w:proofErr w:type="gramStart"/>
-      <w:r>
-        <w:t>be used</w:t>
-      </w:r>
-      <w:proofErr w:type="gramEnd"/>
-      <w:r>
-        <w:t xml:space="preserve"> more efficiently if given to another process, since adding frames results in large drops in page fault rate for each additional frame until the page fault rate </w:t>
-      </w:r>
-      <w:proofErr w:type="gramStart"/>
-      <w:r>
-        <w:t>gets lowered</w:t>
-      </w:r>
-      <w:proofErr w:type="gramEnd"/>
-      <w:r>
-        <w:t xml:space="preserve"> to 10 percent.</w:t>
-      </w:r>
-    </w:p>
-    <w:p>
-      <w:r>
         <w:t>Word Count: 25</w:t>
       </w:r>
       <w:r>
@@ -1257,829 +1228,108 @@
     </w:p>
     <w:p>
       <w:r>
-        <w:t>[Discuss how larger frames reduce the number of distinct pages but increase internal fragmentation. Does your data support a preference for larger or smaller frames? What is the tradeoff between fewer faults (larger frames) and wasted memory (internal fragmentation)?]</w:t>
+        <w:t xml:space="preserve">Using larger frames loads more contiguous blocks of memory for each page fault, so processes that require a large amount of contiguous memory in its logical address space will encounter </w:t>
+      </w:r>
+      <w:r>
+        <w:t>fewer</w:t>
+      </w:r>
+      <w:r>
+        <w:t xml:space="preserve"> page faults</w:t>
+      </w:r>
+      <w:r>
+        <w:t>, since each frame contains more memory</w:t>
+      </w:r>
+      <w:r>
+        <w:t xml:space="preserve">. The data supports this assessment because 20 </w:t>
+      </w:r>
+      <w:r>
+        <w:t xml:space="preserve">512b frames result in a miss rate of 32.67% while 20 4KB frames result in a 24.62% miss rate. An 8MB logical address space only results in </w:t>
+      </w:r>
+      <w:proofErr w:type="gramStart"/>
+      <w:r>
+        <w:t>2 page</w:t>
+      </w:r>
+      <w:proofErr w:type="gramEnd"/>
+      <w:r>
+        <w:t xml:space="preserve"> faults when it is not resident in memory and </w:t>
+      </w:r>
+      <w:proofErr w:type="gramStart"/>
+      <w:r>
+        <w:t xml:space="preserve">is </w:t>
+      </w:r>
+      <w:r>
+        <w:t>referenced</w:t>
+      </w:r>
+      <w:proofErr w:type="gramEnd"/>
+      <w:r>
+        <w:t xml:space="preserve"> by the process</w:t>
+      </w:r>
+      <w:r>
+        <w:t>es</w:t>
+      </w:r>
+      <w:r>
+        <w:t xml:space="preserve"> while a 512b frame size would result in 16 faults, with the overhead associated with each fault wasting CPU time. </w:t>
+      </w:r>
+      <w:r>
+        <w:t>Needing less frames due to a larger frame size also results in a lower number of entries in a page table, which can leave more bytes for words.</w:t>
       </w:r>
     </w:p>
     <w:p>
       <w:r>
-        <w:t xml:space="preserve">Using larger frames loads more contiguous blocks of memory for each page fault, so processes that require a large amount of contiguous memory in its logical address space will encounter </w:t>
-      </w:r>
-      <w:r>
-        <w:t>fewer</w:t>
-      </w:r>
-      <w:r>
-        <w:t xml:space="preserve"> page faults</w:t>
-      </w:r>
-      <w:r>
-        <w:t>, since each frame contains more memory</w:t>
-      </w:r>
-      <w:r>
-        <w:t xml:space="preserve">. The data supports this assessment because 20 </w:t>
-      </w:r>
-      <w:r>
-        <w:t xml:space="preserve">512b frames result in a miss rate of 32.67% while 20 4KB frames result in a 24.62% miss rate. An 8MB logical address space only results in </w:t>
+        <w:t xml:space="preserve">However, a large frame size wastes memory through internal fragmentation, which is when unused portions of a frame by one process cannot </w:t>
       </w:r>
       <w:proofErr w:type="gramStart"/>
       <w:r>
-        <w:t>2 page</w:t>
+        <w:t>be used</w:t>
       </w:r>
       <w:proofErr w:type="gramEnd"/>
       <w:r>
-        <w:t xml:space="preserve"> faults when it is not resident in memory and </w:t>
+        <w:t xml:space="preserve"> by other processes and </w:t>
       </w:r>
       <w:proofErr w:type="gramStart"/>
       <w:r>
-        <w:t xml:space="preserve">is </w:t>
-      </w:r>
-      <w:r>
-        <w:t>referenced</w:t>
+        <w:t>is effectively wasted</w:t>
       </w:r>
       <w:proofErr w:type="gramEnd"/>
       <w:r>
-        <w:t xml:space="preserve"> by the process</w:t>
-      </w:r>
-      <w:r>
-        <w:t>es</w:t>
-      </w:r>
-      <w:r>
-        <w:t xml:space="preserve"> while a 512b frame size would result in 16 faults, with the overhead associated with each fault wasting CPU time. </w:t>
-      </w:r>
-      <w:r>
-        <w:t>Needing less frames due to a larger frame size also results in a lower number of entries in a page table, which can leave more bytes for words.</w:t>
+        <w:t xml:space="preserve">. This </w:t>
+      </w:r>
+      <w:proofErr w:type="gramStart"/>
+      <w:r>
+        <w:t>is shown</w:t>
+      </w:r>
+      <w:proofErr w:type="gramEnd"/>
+      <w:r>
+        <w:t xml:space="preserve"> by a comparison between the 4KB and 1KB frame sizes where </w:t>
+      </w:r>
+      <w:proofErr w:type="gramStart"/>
+      <w:r>
+        <w:t>in order to</w:t>
+      </w:r>
+      <w:proofErr w:type="gramEnd"/>
+      <w:r>
+        <w:t xml:space="preserve"> go below the </w:t>
+      </w:r>
+      <w:proofErr w:type="gramStart"/>
+      <w:r>
+        <w:t>10% page</w:t>
+      </w:r>
+      <w:proofErr w:type="gramEnd"/>
+      <w:r>
+        <w:t xml:space="preserve"> fault rate threshold, the 1KB version uses 318KB of memory while the 4KB version uses 424KB. </w:t>
       </w:r>
     </w:p>
     <w:p>
       <w:r>
-        <w:t xml:space="preserve">However, a large frame size wastes memory through internal fragmentation, which is when unused portions of a frame by one process cannot </w:t>
-      </w:r>
-      <w:proofErr w:type="gramStart"/>
-      <w:r>
-        <w:t>be used</w:t>
-      </w:r>
-      <w:proofErr w:type="gramEnd"/>
-      <w:r>
-        <w:t xml:space="preserve"> by other processes and </w:t>
-      </w:r>
-      <w:proofErr w:type="gramStart"/>
-      <w:r>
-        <w:t>is effectively wasted</w:t>
-      </w:r>
-      <w:proofErr w:type="gramEnd"/>
-      <w:r>
-        <w:t xml:space="preserve">. This </w:t>
-      </w:r>
-      <w:proofErr w:type="gramStart"/>
-      <w:r>
-        <w:t>is shown</w:t>
-      </w:r>
-      <w:proofErr w:type="gramEnd"/>
-      <w:r>
-        <w:t xml:space="preserve"> by a comparison between the 4KB and 1KB frame sizes where </w:t>
-      </w:r>
-      <w:proofErr w:type="gramStart"/>
-      <w:r>
-        <w:t>in order to</w:t>
-      </w:r>
-      <w:proofErr w:type="gramEnd"/>
-      <w:r>
-        <w:t xml:space="preserve"> go below the </w:t>
-      </w:r>
-      <w:proofErr w:type="gramStart"/>
-      <w:r>
-        <w:t>10% page</w:t>
-      </w:r>
-      <w:proofErr w:type="gramEnd"/>
-      <w:r>
-        <w:t xml:space="preserve"> fault rate threshold, the 1KB version uses 318KB of memory while the 4KB version uses 424KB. </w:t>
+        <w:t xml:space="preserve">The data supports a preference for frames that are not too large or too small. </w:t>
+      </w:r>
+      <w:r>
+        <w:t>The 512b frame size version actually uses more memory to get below 10% compared to the 1KB version, so 1KB appears to be the best combination between memory efficiency and overhead costs.</w:t>
       </w:r>
     </w:p>
     <w:p>
       <w:r>
-        <w:t xml:space="preserve">The data supports a preference for frames that are not too large or too small. </w:t>
-      </w:r>
-      <w:r>
-        <w:t>The 512b frame size version actually uses more memory to get below 10% compared to the 1KB version, so 1KB appears to be the best combination between memory efficiency and overhead costs.</w:t>
-      </w:r>
-    </w:p>
-    <w:p>
-      <w:r>
         <w:t>Word Count: 253</w:t>
-      </w:r>
-    </w:p>
-    <w:p/>
-    <w:p/>
-    <w:p/>
-    <w:p>
-      <w:pPr>
-        <w:pStyle w:val="Heading2"/>
-      </w:pPr>
-      <w:r>
-        <w:t>Grading Rubric (delete this page before submitting)</w:t>
-      </w:r>
-    </w:p>
-    <w:p>
-      <w:pPr>
-        <w:pStyle w:val="Heading3"/>
-      </w:pPr>
-      <w:r>
-        <w:t>Point Breakdown (30 pts total)</w:t>
-      </w:r>
-    </w:p>
-    <w:tbl>
-      <w:tblPr>
-        <w:tblStyle w:val="LightGrid-Accent1"/>
-        <w:tblW w:w="0" w:type="auto"/>
-        <w:jc w:val="center"/>
-        <w:tblLook w:val="04A0" w:firstRow="1" w:lastRow="0" w:firstColumn="1" w:lastColumn="0" w:noHBand="0" w:noVBand="1"/>
-      </w:tblPr>
-      <w:tblGrid>
-        <w:gridCol w:w="4320"/>
-        <w:gridCol w:w="4320"/>
-      </w:tblGrid>
-      <w:tr>
-        <w:trPr>
-          <w:cnfStyle w:val="100000000000" w:firstRow="1" w:lastRow="0" w:firstColumn="0" w:lastColumn="0" w:oddVBand="0" w:evenVBand="0" w:oddHBand="0" w:evenHBand="0" w:firstRowFirstColumn="0" w:firstRowLastColumn="0" w:lastRowFirstColumn="0" w:lastRowLastColumn="0"/>
-          <w:jc w:val="center"/>
-        </w:trPr>
-        <w:tc>
-          <w:tcPr>
-            <w:cnfStyle w:val="001000000000" w:firstRow="0" w:lastRow="0" w:firstColumn="1" w:lastColumn="0" w:oddVBand="0" w:evenVBand="0" w:oddHBand="0" w:evenHBand="0" w:firstRowFirstColumn="0" w:firstRowLastColumn="0" w:lastRowFirstColumn="0" w:lastRowLastColumn="0"/>
-            <w:tcW w:w="4320" w:type="dxa"/>
-          </w:tcPr>
-          <w:p>
-            <w:r>
-              <w:t>Component</w:t>
-            </w:r>
-          </w:p>
-        </w:tc>
-        <w:tc>
-          <w:tcPr>
-            <w:tcW w:w="4320" w:type="dxa"/>
-          </w:tcPr>
-          <w:p>
-            <w:pPr>
-              <w:cnfStyle w:val="100000000000" w:firstRow="1" w:lastRow="0" w:firstColumn="0" w:lastColumn="0" w:oddVBand="0" w:evenVBand="0" w:oddHBand="0" w:evenHBand="0" w:firstRowFirstColumn="0" w:firstRowLastColumn="0" w:lastRowFirstColumn="0" w:lastRowLastColumn="0"/>
-            </w:pPr>
-            <w:r>
-              <w:t>Points</w:t>
-            </w:r>
-          </w:p>
-        </w:tc>
-      </w:tr>
-      <w:tr>
-        <w:trPr>
-          <w:cnfStyle w:val="000000100000" w:firstRow="0" w:lastRow="0" w:firstColumn="0" w:lastColumn="0" w:oddVBand="0" w:evenVBand="0" w:oddHBand="1" w:evenHBand="0" w:firstRowFirstColumn="0" w:firstRowLastColumn="0" w:lastRowFirstColumn="0" w:lastRowLastColumn="0"/>
-          <w:jc w:val="center"/>
-        </w:trPr>
-        <w:tc>
-          <w:tcPr>
-            <w:cnfStyle w:val="001000000000" w:firstRow="0" w:lastRow="0" w:firstColumn="1" w:lastColumn="0" w:oddVBand="0" w:evenVBand="0" w:oddHBand="0" w:evenHBand="0" w:firstRowFirstColumn="0" w:firstRowLastColumn="0" w:lastRowFirstColumn="0" w:lastRowLastColumn="0"/>
-            <w:tcW w:w="4320" w:type="dxa"/>
-          </w:tcPr>
-          <w:p>
-            <w:r>
-              <w:t>Optimum Frame Size Recommendation</w:t>
-            </w:r>
-          </w:p>
-        </w:tc>
-        <w:tc>
-          <w:tcPr>
-            <w:tcW w:w="4320" w:type="dxa"/>
-          </w:tcPr>
-          <w:p>
-            <w:pPr>
-              <w:cnfStyle w:val="000000100000" w:firstRow="0" w:lastRow="0" w:firstColumn="0" w:lastColumn="0" w:oddVBand="0" w:evenVBand="0" w:oddHBand="1" w:evenHBand="0" w:firstRowFirstColumn="0" w:firstRowLastColumn="0" w:lastRowFirstColumn="0" w:lastRowLastColumn="0"/>
-            </w:pPr>
-            <w:r>
-              <w:t>4</w:t>
-            </w:r>
-          </w:p>
-        </w:tc>
-      </w:tr>
-      <w:tr>
-        <w:trPr>
-          <w:cnfStyle w:val="000000010000" w:firstRow="0" w:lastRow="0" w:firstColumn="0" w:lastColumn="0" w:oddVBand="0" w:evenVBand="0" w:oddHBand="0" w:evenHBand="1" w:firstRowFirstColumn="0" w:firstRowLastColumn="0" w:lastRowFirstColumn="0" w:lastRowLastColumn="0"/>
-          <w:jc w:val="center"/>
-        </w:trPr>
-        <w:tc>
-          <w:tcPr>
-            <w:cnfStyle w:val="001000000000" w:firstRow="0" w:lastRow="0" w:firstColumn="1" w:lastColumn="0" w:oddVBand="0" w:evenVBand="0" w:oddHBand="0" w:evenHBand="0" w:firstRowFirstColumn="0" w:firstRowLastColumn="0" w:lastRowFirstColumn="0" w:lastRowLastColumn="0"/>
-            <w:tcW w:w="4320" w:type="dxa"/>
-          </w:tcPr>
-          <w:p>
-            <w:r>
-              <w:lastRenderedPageBreak/>
-              <w:t>Frames for &lt; 10% Target Table</w:t>
-            </w:r>
-          </w:p>
-        </w:tc>
-        <w:tc>
-          <w:tcPr>
-            <w:tcW w:w="4320" w:type="dxa"/>
-          </w:tcPr>
-          <w:p>
-            <w:pPr>
-              <w:cnfStyle w:val="000000010000" w:firstRow="0" w:lastRow="0" w:firstColumn="0" w:lastColumn="0" w:oddVBand="0" w:evenVBand="0" w:oddHBand="0" w:evenHBand="1" w:firstRowFirstColumn="0" w:firstRowLastColumn="0" w:lastRowFirstColumn="0" w:lastRowLastColumn="0"/>
-            </w:pPr>
-            <w:r>
-              <w:t>4</w:t>
-            </w:r>
-          </w:p>
-        </w:tc>
-      </w:tr>
-      <w:tr>
-        <w:trPr>
-          <w:cnfStyle w:val="000000100000" w:firstRow="0" w:lastRow="0" w:firstColumn="0" w:lastColumn="0" w:oddVBand="0" w:evenVBand="0" w:oddHBand="1" w:evenHBand="0" w:firstRowFirstColumn="0" w:firstRowLastColumn="0" w:lastRowFirstColumn="0" w:lastRowLastColumn="0"/>
-          <w:jc w:val="center"/>
-        </w:trPr>
-        <w:tc>
-          <w:tcPr>
-            <w:cnfStyle w:val="001000000000" w:firstRow="0" w:lastRow="0" w:firstColumn="1" w:lastColumn="0" w:oddVBand="0" w:evenVBand="0" w:oddHBand="0" w:evenHBand="0" w:firstRowFirstColumn="0" w:firstRowLastColumn="0" w:lastRowFirstColumn="0" w:lastRowLastColumn="0"/>
-            <w:tcW w:w="4320" w:type="dxa"/>
-          </w:tcPr>
-          <w:p>
-            <w:r>
-              <w:t>Page Fault Charts (4 charts x 1.5 pts)</w:t>
-            </w:r>
-          </w:p>
-        </w:tc>
-        <w:tc>
-          <w:tcPr>
-            <w:tcW w:w="4320" w:type="dxa"/>
-          </w:tcPr>
-          <w:p>
-            <w:pPr>
-              <w:cnfStyle w:val="000000100000" w:firstRow="0" w:lastRow="0" w:firstColumn="0" w:lastColumn="0" w:oddVBand="0" w:evenVBand="0" w:oddHBand="1" w:evenHBand="0" w:firstRowFirstColumn="0" w:firstRowLastColumn="0" w:lastRowFirstColumn="0" w:lastRowLastColumn="0"/>
-            </w:pPr>
-            <w:r>
-              <w:t>6</w:t>
-            </w:r>
-          </w:p>
-        </w:tc>
-      </w:tr>
-      <w:tr>
-        <w:trPr>
-          <w:cnfStyle w:val="000000010000" w:firstRow="0" w:lastRow="0" w:firstColumn="0" w:lastColumn="0" w:oddVBand="0" w:evenVBand="0" w:oddHBand="0" w:evenHBand="1" w:firstRowFirstColumn="0" w:firstRowLastColumn="0" w:lastRowFirstColumn="0" w:lastRowLastColumn="0"/>
-          <w:jc w:val="center"/>
-        </w:trPr>
-        <w:tc>
-          <w:tcPr>
-            <w:cnfStyle w:val="001000000000" w:firstRow="0" w:lastRow="0" w:firstColumn="1" w:lastColumn="0" w:oddVBand="0" w:evenVBand="0" w:oddHBand="0" w:evenHBand="0" w:firstRowFirstColumn="0" w:firstRowLastColumn="0" w:lastRowFirstColumn="0" w:lastRowLastColumn="0"/>
-            <w:tcW w:w="4320" w:type="dxa"/>
-          </w:tcPr>
-          <w:p>
-            <w:r>
-              <w:t>Fault Rate Charts (4 charts x 1.5 pts)</w:t>
-            </w:r>
-          </w:p>
-        </w:tc>
-        <w:tc>
-          <w:tcPr>
-            <w:tcW w:w="4320" w:type="dxa"/>
-          </w:tcPr>
-          <w:p>
-            <w:pPr>
-              <w:cnfStyle w:val="000000010000" w:firstRow="0" w:lastRow="0" w:firstColumn="0" w:lastColumn="0" w:oddVBand="0" w:evenVBand="0" w:oddHBand="0" w:evenHBand="1" w:firstRowFirstColumn="0" w:firstRowLastColumn="0" w:lastRowFirstColumn="0" w:lastRowLastColumn="0"/>
-            </w:pPr>
-            <w:r>
-              <w:t>6</w:t>
-            </w:r>
-          </w:p>
-        </w:tc>
-      </w:tr>
-      <w:tr>
-        <w:trPr>
-          <w:cnfStyle w:val="000000100000" w:firstRow="0" w:lastRow="0" w:firstColumn="0" w:lastColumn="0" w:oddVBand="0" w:evenVBand="0" w:oddHBand="1" w:evenHBand="0" w:firstRowFirstColumn="0" w:firstRowLastColumn="0" w:lastRowFirstColumn="0" w:lastRowLastColumn="0"/>
-          <w:jc w:val="center"/>
-        </w:trPr>
-        <w:tc>
-          <w:tcPr>
-            <w:cnfStyle w:val="001000000000" w:firstRow="0" w:lastRow="0" w:firstColumn="1" w:lastColumn="0" w:oddVBand="0" w:evenVBand="0" w:oddHBand="0" w:evenHBand="0" w:firstRowFirstColumn="0" w:firstRowLastColumn="0" w:lastRowFirstColumn="0" w:lastRowLastColumn="0"/>
-            <w:tcW w:w="4320" w:type="dxa"/>
-          </w:tcPr>
-          <w:p>
-            <w:r>
-              <w:t>Curve Shape / Working Set Analysis</w:t>
-            </w:r>
-          </w:p>
-        </w:tc>
-        <w:tc>
-          <w:tcPr>
-            <w:tcW w:w="4320" w:type="dxa"/>
-          </w:tcPr>
-          <w:p>
-            <w:pPr>
-              <w:cnfStyle w:val="000000100000" w:firstRow="0" w:lastRow="0" w:firstColumn="0" w:lastColumn="0" w:oddVBand="0" w:evenVBand="0" w:oddHBand="1" w:evenHBand="0" w:firstRowFirstColumn="0" w:firstRowLastColumn="0" w:lastRowFirstColumn="0" w:lastRowLastColumn="0"/>
-            </w:pPr>
-            <w:r>
-              <w:t>5</w:t>
-            </w:r>
-          </w:p>
-        </w:tc>
-      </w:tr>
-      <w:tr>
-        <w:trPr>
-          <w:cnfStyle w:val="000000010000" w:firstRow="0" w:lastRow="0" w:firstColumn="0" w:lastColumn="0" w:oddVBand="0" w:evenVBand="0" w:oddHBand="0" w:evenHBand="1" w:firstRowFirstColumn="0" w:firstRowLastColumn="0" w:lastRowFirstColumn="0" w:lastRowLastColumn="0"/>
-          <w:jc w:val="center"/>
-        </w:trPr>
-        <w:tc>
-          <w:tcPr>
-            <w:cnfStyle w:val="001000000000" w:firstRow="0" w:lastRow="0" w:firstColumn="1" w:lastColumn="0" w:oddVBand="0" w:evenVBand="0" w:oddHBand="0" w:evenHBand="0" w:firstRowFirstColumn="0" w:firstRowLastColumn="0" w:lastRowFirstColumn="0" w:lastRowLastColumn="0"/>
-            <w:tcW w:w="4320" w:type="dxa"/>
-          </w:tcPr>
-          <w:p>
-            <w:r>
-              <w:t>Frame Size Tradeoffs</w:t>
-            </w:r>
-          </w:p>
-        </w:tc>
-        <w:tc>
-          <w:tcPr>
-            <w:tcW w:w="4320" w:type="dxa"/>
-          </w:tcPr>
-          <w:p>
-            <w:pPr>
-              <w:cnfStyle w:val="000000010000" w:firstRow="0" w:lastRow="0" w:firstColumn="0" w:lastColumn="0" w:oddVBand="0" w:evenVBand="0" w:oddHBand="0" w:evenHBand="1" w:firstRowFirstColumn="0" w:firstRowLastColumn="0" w:lastRowFirstColumn="0" w:lastRowLastColumn="0"/>
-            </w:pPr>
-            <w:r>
-              <w:t>5</w:t>
-            </w:r>
-          </w:p>
-        </w:tc>
-      </w:tr>
-      <w:tr>
-        <w:trPr>
-          <w:cnfStyle w:val="000000100000" w:firstRow="0" w:lastRow="0" w:firstColumn="0" w:lastColumn="0" w:oddVBand="0" w:evenVBand="0" w:oddHBand="1" w:evenHBand="0" w:firstRowFirstColumn="0" w:firstRowLastColumn="0" w:lastRowFirstColumn="0" w:lastRowLastColumn="0"/>
-          <w:jc w:val="center"/>
-        </w:trPr>
-        <w:tc>
-          <w:tcPr>
-            <w:cnfStyle w:val="001000000000" w:firstRow="0" w:lastRow="0" w:firstColumn="1" w:lastColumn="0" w:oddVBand="0" w:evenVBand="0" w:oddHBand="0" w:evenHBand="0" w:firstRowFirstColumn="0" w:firstRowLastColumn="0" w:lastRowFirstColumn="0" w:lastRowLastColumn="0"/>
-            <w:tcW w:w="4320" w:type="dxa"/>
-          </w:tcPr>
-          <w:p>
-            <w:r>
-              <w:t>TOTAL</w:t>
-            </w:r>
-          </w:p>
-        </w:tc>
-        <w:tc>
-          <w:tcPr>
-            <w:tcW w:w="4320" w:type="dxa"/>
-          </w:tcPr>
-          <w:p>
-            <w:pPr>
-              <w:cnfStyle w:val="000000100000" w:firstRow="0" w:lastRow="0" w:firstColumn="0" w:lastColumn="0" w:oddVBand="0" w:evenVBand="0" w:oddHBand="1" w:evenHBand="0" w:firstRowFirstColumn="0" w:firstRowLastColumn="0" w:lastRowFirstColumn="0" w:lastRowLastColumn="0"/>
-            </w:pPr>
-            <w:r>
-              <w:t>30</w:t>
-            </w:r>
-          </w:p>
-        </w:tc>
-      </w:tr>
-      <w:tr>
-        <w:trPr>
-          <w:cnfStyle w:val="000000010000" w:firstRow="0" w:lastRow="0" w:firstColumn="0" w:lastColumn="0" w:oddVBand="0" w:evenVBand="0" w:oddHBand="0" w:evenHBand="1" w:firstRowFirstColumn="0" w:firstRowLastColumn="0" w:lastRowFirstColumn="0" w:lastRowLastColumn="0"/>
-          <w:jc w:val="center"/>
-        </w:trPr>
-        <w:tc>
-          <w:tcPr>
-            <w:cnfStyle w:val="001000000000" w:firstRow="0" w:lastRow="0" w:firstColumn="1" w:lastColumn="0" w:oddVBand="0" w:evenVBand="0" w:oddHBand="0" w:evenHBand="0" w:firstRowFirstColumn="0" w:firstRowLastColumn="0" w:lastRowFirstColumn="0" w:lastRowLastColumn="0"/>
-            <w:tcW w:w="4320" w:type="dxa"/>
-          </w:tcPr>
-          <w:p/>
-        </w:tc>
-        <w:tc>
-          <w:tcPr>
-            <w:tcW w:w="4320" w:type="dxa"/>
-          </w:tcPr>
-          <w:p>
-            <w:pPr>
-              <w:cnfStyle w:val="000000010000" w:firstRow="0" w:lastRow="0" w:firstColumn="0" w:lastColumn="0" w:oddVBand="0" w:evenVBand="0" w:oddHBand="0" w:evenHBand="1" w:firstRowFirstColumn="0" w:firstRowLastColumn="0" w:lastRowFirstColumn="0" w:lastRowLastColumn="0"/>
-            </w:pPr>
-          </w:p>
-        </w:tc>
-      </w:tr>
-    </w:tbl>
-    <w:p/>
-    <w:p>
-      <w:pPr>
-        <w:pStyle w:val="Heading3"/>
-      </w:pPr>
-      <w:r>
-        <w:t>General Deductions (applied at grader discretion)</w:t>
-      </w:r>
-    </w:p>
-    <w:p>
-      <w:r>
-        <w:t>The following may result in point deductions from any section where the issue appears:</w:t>
-      </w:r>
-    </w:p>
-    <w:tbl>
-      <w:tblPr>
-        <w:tblStyle w:val="LightGrid-Accent1"/>
-        <w:tblW w:w="0" w:type="auto"/>
-        <w:jc w:val="center"/>
-        <w:tblLook w:val="04A0" w:firstRow="1" w:lastRow="0" w:firstColumn="1" w:lastColumn="0" w:noHBand="0" w:noVBand="1"/>
-      </w:tblPr>
-      <w:tblGrid>
-        <w:gridCol w:w="2880"/>
-        <w:gridCol w:w="2880"/>
-        <w:gridCol w:w="2880"/>
-      </w:tblGrid>
-      <w:tr>
-        <w:trPr>
-          <w:cnfStyle w:val="100000000000" w:firstRow="1" w:lastRow="0" w:firstColumn="0" w:lastColumn="0" w:oddVBand="0" w:evenVBand="0" w:oddHBand="0" w:evenHBand="0" w:firstRowFirstColumn="0" w:firstRowLastColumn="0" w:lastRowFirstColumn="0" w:lastRowLastColumn="0"/>
-          <w:jc w:val="center"/>
-        </w:trPr>
-        <w:tc>
-          <w:tcPr>
-            <w:cnfStyle w:val="001000000000" w:firstRow="0" w:lastRow="0" w:firstColumn="1" w:lastColumn="0" w:oddVBand="0" w:evenVBand="0" w:oddHBand="0" w:evenHBand="0" w:firstRowFirstColumn="0" w:firstRowLastColumn="0" w:lastRowFirstColumn="0" w:lastRowLastColumn="0"/>
-            <w:tcW w:w="2880" w:type="dxa"/>
-          </w:tcPr>
-          <w:p>
-            <w:r>
-              <w:t>Issue</w:t>
-            </w:r>
-          </w:p>
-        </w:tc>
-        <w:tc>
-          <w:tcPr>
-            <w:tcW w:w="2880" w:type="dxa"/>
-          </w:tcPr>
-          <w:p>
-            <w:pPr>
-              <w:cnfStyle w:val="100000000000" w:firstRow="1" w:lastRow="0" w:firstColumn="0" w:lastColumn="0" w:oddVBand="0" w:evenVBand="0" w:oddHBand="0" w:evenHBand="0" w:firstRowFirstColumn="0" w:firstRowLastColumn="0" w:lastRowFirstColumn="0" w:lastRowLastColumn="0"/>
-            </w:pPr>
-            <w:r>
-              <w:t>Deduction</w:t>
-            </w:r>
-          </w:p>
-        </w:tc>
-        <w:tc>
-          <w:tcPr>
-            <w:tcW w:w="2880" w:type="dxa"/>
-          </w:tcPr>
-          <w:p>
-            <w:pPr>
-              <w:cnfStyle w:val="100000000000" w:firstRow="1" w:lastRow="0" w:firstColumn="0" w:lastColumn="0" w:oddVBand="0" w:evenVBand="0" w:oddHBand="0" w:evenHBand="0" w:firstRowFirstColumn="0" w:firstRowLastColumn="0" w:lastRowFirstColumn="0" w:lastRowLastColumn="0"/>
-            </w:pPr>
-            <w:r>
-              <w:t>Description</w:t>
-            </w:r>
-          </w:p>
-        </w:tc>
-      </w:tr>
-      <w:tr>
-        <w:trPr>
-          <w:cnfStyle w:val="000000100000" w:firstRow="0" w:lastRow="0" w:firstColumn="0" w:lastColumn="0" w:oddVBand="0" w:evenVBand="0" w:oddHBand="1" w:evenHBand="0" w:firstRowFirstColumn="0" w:firstRowLastColumn="0" w:lastRowFirstColumn="0" w:lastRowLastColumn="0"/>
-          <w:jc w:val="center"/>
-        </w:trPr>
-        <w:tc>
-          <w:tcPr>
-            <w:cnfStyle w:val="001000000000" w:firstRow="0" w:lastRow="0" w:firstColumn="1" w:lastColumn="0" w:oddVBand="0" w:evenVBand="0" w:oddHBand="0" w:evenHBand="0" w:firstRowFirstColumn="0" w:firstRowLastColumn="0" w:lastRowFirstColumn="0" w:lastRowLastColumn="0"/>
-            <w:tcW w:w="2880" w:type="dxa"/>
-          </w:tcPr>
-          <w:p>
-            <w:r>
-              <w:t>Insufficient technical depth</w:t>
-            </w:r>
-          </w:p>
-        </w:tc>
-        <w:tc>
-          <w:tcPr>
-            <w:tcW w:w="2880" w:type="dxa"/>
-          </w:tcPr>
-          <w:p>
-            <w:pPr>
-              <w:cnfStyle w:val="000000100000" w:firstRow="0" w:lastRow="0" w:firstColumn="0" w:lastColumn="0" w:oddVBand="0" w:evenVBand="0" w:oddHBand="1" w:evenHBand="0" w:firstRowFirstColumn="0" w:firstRowLastColumn="0" w:lastRowFirstColumn="0" w:lastRowLastColumn="0"/>
-            </w:pPr>
-            <w:r>
-              <w:t>up to -3 pts</w:t>
-            </w:r>
-          </w:p>
-        </w:tc>
-        <w:tc>
-          <w:tcPr>
-            <w:tcW w:w="2880" w:type="dxa"/>
-          </w:tcPr>
-          <w:p>
-            <w:pPr>
-              <w:cnfStyle w:val="000000100000" w:firstRow="0" w:lastRow="0" w:firstColumn="0" w:lastColumn="0" w:oddVBand="0" w:evenVBand="0" w:oddHBand="1" w:evenHBand="0" w:firstRowFirstColumn="0" w:firstRowLastColumn="0" w:lastRowFirstColumn="0" w:lastRowLastColumn="0"/>
-            </w:pPr>
-            <w:r>
-              <w:t>Analysis should reflect understanding of virtual memory, page replacement, and working set concepts — not just restate numbers from the data.</w:t>
-            </w:r>
-          </w:p>
-        </w:tc>
-      </w:tr>
-      <w:tr>
-        <w:trPr>
-          <w:cnfStyle w:val="000000010000" w:firstRow="0" w:lastRow="0" w:firstColumn="0" w:lastColumn="0" w:oddVBand="0" w:evenVBand="0" w:oddHBand="0" w:evenHBand="1" w:firstRowFirstColumn="0" w:firstRowLastColumn="0" w:lastRowFirstColumn="0" w:lastRowLastColumn="0"/>
-          <w:jc w:val="center"/>
-        </w:trPr>
-        <w:tc>
-          <w:tcPr>
-            <w:cnfStyle w:val="001000000000" w:firstRow="0" w:lastRow="0" w:firstColumn="1" w:lastColumn="0" w:oddVBand="0" w:evenVBand="0" w:oddHBand="0" w:evenHBand="0" w:firstRowFirstColumn="0" w:firstRowLastColumn="0" w:lastRowFirstColumn="0" w:lastRowLastColumn="0"/>
-            <w:tcW w:w="2880" w:type="dxa"/>
-          </w:tcPr>
-          <w:p>
-            <w:r>
-              <w:t>Unprofessional presentation</w:t>
-            </w:r>
-          </w:p>
-        </w:tc>
-        <w:tc>
-          <w:tcPr>
-            <w:tcW w:w="2880" w:type="dxa"/>
-          </w:tcPr>
-          <w:p>
-            <w:pPr>
-              <w:cnfStyle w:val="000000010000" w:firstRow="0" w:lastRow="0" w:firstColumn="0" w:lastColumn="0" w:oddVBand="0" w:evenVBand="0" w:oddHBand="0" w:evenHBand="1" w:firstRowFirstColumn="0" w:firstRowLastColumn="0" w:lastRowFirstColumn="0" w:lastRowLastColumn="0"/>
-            </w:pPr>
-            <w:r>
-              <w:t>up to -3 pts</w:t>
-            </w:r>
-          </w:p>
-        </w:tc>
-        <w:tc>
-          <w:tcPr>
-            <w:tcW w:w="2880" w:type="dxa"/>
-          </w:tcPr>
-          <w:p>
-            <w:pPr>
-              <w:cnfStyle w:val="000000010000" w:firstRow="0" w:lastRow="0" w:firstColumn="0" w:lastColumn="0" w:oddVBand="0" w:evenVBand="0" w:oddHBand="0" w:evenHBand="1" w:firstRowFirstColumn="0" w:firstRowLastColumn="0" w:lastRowFirstColumn="0" w:lastRowLastColumn="0"/>
-            </w:pPr>
-            <w:r>
-              <w:t>The report should read as a polished technical document suitable for a professional audience. Sloppy formatting, missing chart labels, or inconsistent style will result in deductions.</w:t>
-            </w:r>
-          </w:p>
-        </w:tc>
-      </w:tr>
-      <w:tr>
-        <w:trPr>
-          <w:cnfStyle w:val="000000100000" w:firstRow="0" w:lastRow="0" w:firstColumn="0" w:lastColumn="0" w:oddVBand="0" w:evenVBand="0" w:oddHBand="1" w:evenHBand="0" w:firstRowFirstColumn="0" w:firstRowLastColumn="0" w:lastRowFirstColumn="0" w:lastRowLastColumn="0"/>
-          <w:jc w:val="center"/>
-        </w:trPr>
-        <w:tc>
-          <w:tcPr>
-            <w:cnfStyle w:val="001000000000" w:firstRow="0" w:lastRow="0" w:firstColumn="1" w:lastColumn="0" w:oddVBand="0" w:evenVBand="0" w:oddHBand="0" w:evenHBand="0" w:firstRowFirstColumn="0" w:firstRowLastColumn="0" w:lastRowFirstColumn="0" w:lastRowLastColumn="0"/>
-            <w:tcW w:w="2880" w:type="dxa"/>
-          </w:tcPr>
-          <w:p>
-            <w:r>
-              <w:t>Spelling and grammar errors</w:t>
-            </w:r>
-          </w:p>
-        </w:tc>
-        <w:tc>
-          <w:tcPr>
-            <w:tcW w:w="2880" w:type="dxa"/>
-          </w:tcPr>
-          <w:p>
-            <w:pPr>
-              <w:cnfStyle w:val="000000100000" w:firstRow="0" w:lastRow="0" w:firstColumn="0" w:lastColumn="0" w:oddVBand="0" w:evenVBand="0" w:oddHBand="1" w:evenHBand="0" w:firstRowFirstColumn="0" w:firstRowLastColumn="0" w:lastRowFirstColumn="0" w:lastRowLastColumn="0"/>
-            </w:pPr>
-            <w:r>
-              <w:t>up to -2 pts</w:t>
-            </w:r>
-          </w:p>
-        </w:tc>
-        <w:tc>
-          <w:tcPr>
-            <w:tcW w:w="2880" w:type="dxa"/>
-          </w:tcPr>
-          <w:p>
-            <w:pPr>
-              <w:cnfStyle w:val="000000100000" w:firstRow="0" w:lastRow="0" w:firstColumn="0" w:lastColumn="0" w:oddVBand="0" w:evenVBand="0" w:oddHBand="1" w:evenHBand="0" w:firstRowFirstColumn="0" w:firstRowLastColumn="0" w:lastRowFirstColumn="0" w:lastRowLastColumn="0"/>
-            </w:pPr>
-            <w:r>
-              <w:t>Proofread carefully. Use a spell checker. Technical writing demands precision in language as well as content.</w:t>
-            </w:r>
-          </w:p>
-        </w:tc>
-      </w:tr>
-      <w:tr>
-        <w:trPr>
-          <w:cnfStyle w:val="000000010000" w:firstRow="0" w:lastRow="0" w:firstColumn="0" w:lastColumn="0" w:oddVBand="0" w:evenVBand="0" w:oddHBand="0" w:evenHBand="1" w:firstRowFirstColumn="0" w:firstRowLastColumn="0" w:lastRowFirstColumn="0" w:lastRowLastColumn="0"/>
-          <w:jc w:val="center"/>
-        </w:trPr>
-        <w:tc>
-          <w:tcPr>
-            <w:cnfStyle w:val="001000000000" w:firstRow="0" w:lastRow="0" w:firstColumn="1" w:lastColumn="0" w:oddVBand="0" w:evenVBand="0" w:oddHBand="0" w:evenHBand="0" w:firstRowFirstColumn="0" w:firstRowLastColumn="0" w:lastRowFirstColumn="0" w:lastRowLastColumn="0"/>
-            <w:tcW w:w="2880" w:type="dxa"/>
-          </w:tcPr>
-          <w:p>
-            <w:r>
-              <w:t>Use of first person</w:t>
-            </w:r>
-          </w:p>
-        </w:tc>
-        <w:tc>
-          <w:tcPr>
-            <w:tcW w:w="2880" w:type="dxa"/>
-          </w:tcPr>
-          <w:p>
-            <w:pPr>
-              <w:cnfStyle w:val="000000010000" w:firstRow="0" w:lastRow="0" w:firstColumn="0" w:lastColumn="0" w:oddVBand="0" w:evenVBand="0" w:oddHBand="0" w:evenHBand="1" w:firstRowFirstColumn="0" w:firstRowLastColumn="0" w:lastRowFirstColumn="0" w:lastRowLastColumn="0"/>
-            </w:pPr>
-            <w:r>
-              <w:t>up to -2 pts</w:t>
-            </w:r>
-          </w:p>
-        </w:tc>
-        <w:tc>
-          <w:tcPr>
-            <w:tcW w:w="2880" w:type="dxa"/>
-          </w:tcPr>
-          <w:p>
-            <w:pPr>
-              <w:cnfStyle w:val="000000010000" w:firstRow="0" w:lastRow="0" w:firstColumn="0" w:lastColumn="0" w:oddVBand="0" w:evenVBand="0" w:oddHBand="0" w:evenHBand="1" w:firstRowFirstColumn="0" w:firstRowLastColumn="0" w:lastRowFirstColumn="0" w:lastRowLastColumn="0"/>
-            </w:pPr>
-            <w:r>
-              <w:t>Do not use "I," "we," "my," or "our." Write from an objective, third-person perspective throughout.</w:t>
-            </w:r>
-          </w:p>
-        </w:tc>
-      </w:tr>
-      <w:tr>
-        <w:trPr>
-          <w:cnfStyle w:val="000000100000" w:firstRow="0" w:lastRow="0" w:firstColumn="0" w:lastColumn="0" w:oddVBand="0" w:evenVBand="0" w:oddHBand="1" w:evenHBand="0" w:firstRowFirstColumn="0" w:firstRowLastColumn="0" w:lastRowFirstColumn="0" w:lastRowLastColumn="0"/>
-          <w:jc w:val="center"/>
-        </w:trPr>
-        <w:tc>
-          <w:tcPr>
-            <w:cnfStyle w:val="001000000000" w:firstRow="0" w:lastRow="0" w:firstColumn="1" w:lastColumn="0" w:oddVBand="0" w:evenVBand="0" w:oddHBand="0" w:evenHBand="0" w:firstRowFirstColumn="0" w:firstRowLastColumn="0" w:lastRowFirstColumn="0" w:lastRowLastColumn="0"/>
-            <w:tcW w:w="2880" w:type="dxa"/>
-          </w:tcPr>
-          <w:p>
-            <w:r>
-              <w:t>Passive voice</w:t>
-            </w:r>
-          </w:p>
-        </w:tc>
-        <w:tc>
-          <w:tcPr>
-            <w:tcW w:w="2880" w:type="dxa"/>
-          </w:tcPr>
-          <w:p>
-            <w:pPr>
-              <w:cnfStyle w:val="000000100000" w:firstRow="0" w:lastRow="0" w:firstColumn="0" w:lastColumn="0" w:oddVBand="0" w:evenVBand="0" w:oddHBand="1" w:evenHBand="0" w:firstRowFirstColumn="0" w:firstRowLastColumn="0" w:lastRowFirstColumn="0" w:lastRowLastColumn="0"/>
-            </w:pPr>
-            <w:r>
-              <w:t>up to -1 pt</w:t>
-            </w:r>
-          </w:p>
-        </w:tc>
-        <w:tc>
-          <w:tcPr>
-            <w:tcW w:w="2880" w:type="dxa"/>
-          </w:tcPr>
-          <w:p>
-            <w:pPr>
-              <w:cnfStyle w:val="000000100000" w:firstRow="0" w:lastRow="0" w:firstColumn="0" w:lastColumn="0" w:oddVBand="0" w:evenVBand="0" w:oddHBand="1" w:evenHBand="0" w:firstRowFirstColumn="0" w:firstRowLastColumn="0" w:lastRowFirstColumn="0" w:lastRowLastColumn="0"/>
-            </w:pPr>
-            <w:r>
-              <w:t>Use active voice. Write "LRU reduces the fault rate" rather than "The fault rate is reduced by LRU."</w:t>
-            </w:r>
-          </w:p>
-        </w:tc>
-      </w:tr>
-      <w:tr>
-        <w:trPr>
-          <w:cnfStyle w:val="000000010000" w:firstRow="0" w:lastRow="0" w:firstColumn="0" w:lastColumn="0" w:oddVBand="0" w:evenVBand="0" w:oddHBand="0" w:evenHBand="1" w:firstRowFirstColumn="0" w:firstRowLastColumn="0" w:lastRowFirstColumn="0" w:lastRowLastColumn="0"/>
-          <w:jc w:val="center"/>
-        </w:trPr>
-        <w:tc>
-          <w:tcPr>
-            <w:cnfStyle w:val="001000000000" w:firstRow="0" w:lastRow="0" w:firstColumn="1" w:lastColumn="0" w:oddVBand="0" w:evenVBand="0" w:oddHBand="0" w:evenHBand="0" w:firstRowFirstColumn="0" w:firstRowLastColumn="0" w:lastRowFirstColumn="0" w:lastRowLastColumn="0"/>
-            <w:tcW w:w="2880" w:type="dxa"/>
-          </w:tcPr>
-          <w:p>
-            <w:r>
-              <w:t>Verbose or unclear writing</w:t>
-            </w:r>
-          </w:p>
-        </w:tc>
-        <w:tc>
-          <w:tcPr>
-            <w:tcW w:w="2880" w:type="dxa"/>
-          </w:tcPr>
-          <w:p>
-            <w:pPr>
-              <w:cnfStyle w:val="000000010000" w:firstRow="0" w:lastRow="0" w:firstColumn="0" w:lastColumn="0" w:oddVBand="0" w:evenVBand="0" w:oddHBand="0" w:evenHBand="1" w:firstRowFirstColumn="0" w:firstRowLastColumn="0" w:lastRowFirstColumn="0" w:lastRowLastColumn="0"/>
-            </w:pPr>
-            <w:r>
-              <w:t>up to -2 pts</w:t>
-            </w:r>
-          </w:p>
-        </w:tc>
-        <w:tc>
-          <w:tcPr>
-            <w:tcW w:w="2880" w:type="dxa"/>
-          </w:tcPr>
-          <w:p>
-            <w:pPr>
-              <w:cnfStyle w:val="000000010000" w:firstRow="0" w:lastRow="0" w:firstColumn="0" w:lastColumn="0" w:oddVBand="0" w:evenVBand="0" w:oddHBand="0" w:evenHBand="1" w:firstRowFirstColumn="0" w:firstRowLastColumn="0" w:lastRowFirstColumn="0" w:lastRowLastColumn="0"/>
-            </w:pPr>
-            <w:r>
-              <w:t xml:space="preserve">Be direct and concise. Every sentence should contribute meaningful analysis. Avoid </w:t>
-            </w:r>
-            <w:r>
-              <w:lastRenderedPageBreak/>
-              <w:t>filler, redundancy, and vague statements such as "the results were interesting."</w:t>
-            </w:r>
-          </w:p>
-        </w:tc>
-      </w:tr>
-    </w:tbl>
-    <w:p/>
-    <w:p>
-      <w:pPr>
-        <w:pStyle w:val="Heading3"/>
-      </w:pPr>
-      <w:r>
-        <w:t>Submission Checklist</w:t>
-      </w:r>
-    </w:p>
-    <w:p>
-      <w:pPr>
-        <w:pStyle w:val="ListBullet"/>
-      </w:pPr>
-      <w:r>
-        <w:t>All 8 charts embedded directly in the document (not linked)</w:t>
-      </w:r>
-    </w:p>
-    <w:p>
-      <w:pPr>
-        <w:pStyle w:val="ListBullet"/>
-      </w:pPr>
-      <w:r>
-        <w:t>Each chart has a descriptive title (e.g., "Page-Fault Rate vs. Frames — 4KB")</w:t>
-      </w:r>
-    </w:p>
-    <w:p>
-      <w:pPr>
-        <w:pStyle w:val="ListBullet"/>
-      </w:pPr>
-      <w:r>
-        <w:t>Axes labeled with units on every chart</w:t>
-      </w:r>
-    </w:p>
-    <w:p>
-      <w:pPr>
-        <w:pStyle w:val="ListBullet"/>
-      </w:pPr>
-      <w:r>
-        <w:t>10% reference line on all 4 fault-rate charts</w:t>
-      </w:r>
-    </w:p>
-    <w:p>
-      <w:pPr>
-        <w:pStyle w:val="ListBullet"/>
-      </w:pPr>
-      <w:r>
-        <w:t>Minimum 250 words of written analysis</w:t>
-      </w:r>
-    </w:p>
-    <w:p>
-      <w:pPr>
-        <w:pStyle w:val="ListBullet"/>
-      </w:pPr>
-      <w:r>
-        <w:t>No first person; active voice; concise language</w:t>
-      </w:r>
-    </w:p>
-    <w:p>
-      <w:pPr>
-        <w:pStyle w:val="ListBullet"/>
-      </w:pPr>
-      <w:r>
-        <w:t>No spelling or grammar errors</w:t>
-      </w:r>
-    </w:p>
-    <w:p>
-      <w:pPr>
-        <w:pStyle w:val="ListBullet"/>
-      </w:pPr>
-      <w:r>
-        <w:t>Report stands alone — readable without consulting CSV files</w:t>
-      </w:r>
-    </w:p>
-    <w:p>
-      <w:pPr>
-        <w:pStyle w:val="ListBullet"/>
-      </w:pPr>
-      <w:r>
-        <w:t>Documentation statement completed in both main.c and this report</w:t>
-      </w:r>
-    </w:p>
-    <w:p>
-      <w:pPr>
-        <w:pStyle w:val="ListBullet"/>
-      </w:pPr>
-      <w:r>
-        <w:t>File saved as .docx and committed to GitHub repo</w:t>
       </w:r>
     </w:p>
     <w:sectPr>
@@ -14147,6 +13397,15 @@
 </file>
 
 <file path=customXml/item1.xml><?xml version="1.0" encoding="utf-8"?>
+<?mso-contentType ?>
+<FormTemplates xmlns="http://schemas.microsoft.com/sharepoint/v3/contenttype/forms">
+  <Display>DocumentLibraryForm</Display>
+  <Edit>DocumentLibraryForm</Edit>
+  <New>DocumentLibraryForm</New>
+</FormTemplates>
+</file>
+
+<file path=customXml/item2.xml><?xml version="1.0" encoding="utf-8"?>
 <ct:contentTypeSchema xmlns:ct="http://schemas.microsoft.com/office/2006/metadata/contentType" xmlns:ma="http://schemas.microsoft.com/office/2006/metadata/properties/metaAttributes" ct:_="" ma:_="" ma:contentTypeName="Document" ma:contentTypeID="0x0101006A7D154A9B6B4745A92074A700A40869" ma:contentTypeVersion="24" ma:contentTypeDescription="Create a new document." ma:contentTypeScope="" ma:versionID="49c36a49e684e25092aa685b0fe35842">
   <xsd:schema xmlns:xsd="http://www.w3.org/2001/XMLSchema" xmlns:xs="http://www.w3.org/2001/XMLSchema" xmlns:p="http://schemas.microsoft.com/office/2006/metadata/properties" xmlns:ns1="http://schemas.microsoft.com/sharepoint/v3" xmlns:ns2="fcae3b96-bd14-4ee2-8386-a94084e60018" xmlns:ns3="56f87f42-bac6-49e2-b9d5-04744cb514ee" targetNamespace="http://schemas.microsoft.com/office/2006/metadata/properties" ma:root="true" ma:fieldsID="9c960b9d532a5d3a9032170b89435a2d" ns1:_="" ns2:_="" ns3:_="">
     <xsd:import namespace="http://schemas.microsoft.com/sharepoint/v3"/>
@@ -14424,16 +13683,11 @@
 </ct:contentTypeSchema>
 </file>
 
-<file path=customXml/item2.xml><?xml version="1.0" encoding="utf-8"?>
-<?mso-contentType ?>
-<FormTemplates xmlns="http://schemas.microsoft.com/sharepoint/v3/contenttype/forms">
-  <Display>DocumentLibraryForm</Display>
-  <Edit>DocumentLibraryForm</Edit>
-  <New>DocumentLibraryForm</New>
-</FormTemplates>
+<file path=customXml/item3.xml><?xml version="1.0" encoding="utf-8"?>
+<b:Sources xmlns:b="http://schemas.openxmlformats.org/officeDocument/2006/bibliography" xmlns="http://schemas.openxmlformats.org/officeDocument/2006/bibliography" SelectedStyle="/APA.XSL" StyleName="APA"/>
 </file>
 
-<file path=customXml/item3.xml><?xml version="1.0" encoding="utf-8"?>
+<file path=customXml/item4.xml><?xml version="1.0" encoding="utf-8"?>
 <p:properties xmlns:p="http://schemas.microsoft.com/office/2006/metadata/properties" xmlns:xsi="http://www.w3.org/2001/XMLSchema-instance" xmlns:pc="http://schemas.microsoft.com/office/infopath/2007/PartnerControls">
   <documentManagement>
     <_ip_UnifiedCompliancePolicyUIAction xmlns="http://schemas.microsoft.com/sharepoint/v3" xsi:nil="true"/>
@@ -14446,11 +13700,15 @@
 </p:properties>
 </file>
 
-<file path=customXml/item4.xml><?xml version="1.0" encoding="utf-8"?>
-<b:Sources xmlns:b="http://schemas.openxmlformats.org/officeDocument/2006/bibliography" xmlns="http://schemas.openxmlformats.org/officeDocument/2006/bibliography" SelectedStyle="/APA.XSL" StyleName="APA"/>
+<file path=customXml/itemProps1.xml><?xml version="1.0" encoding="utf-8"?>
+<ds:datastoreItem xmlns:ds="http://schemas.openxmlformats.org/officeDocument/2006/customXml" ds:itemID="{CEDA4C41-BA4A-4F0B-A87E-F30AA6591D91}">
+  <ds:schemaRefs>
+    <ds:schemaRef ds:uri="http://schemas.microsoft.com/sharepoint/v3/contenttype/forms"/>
+  </ds:schemaRefs>
+</ds:datastoreItem>
 </file>
 
-<file path=customXml/itemProps1.xml><?xml version="1.0" encoding="utf-8"?>
+<file path=customXml/itemProps2.xml><?xml version="1.0" encoding="utf-8"?>
 <ds:datastoreItem xmlns:ds="http://schemas.openxmlformats.org/officeDocument/2006/customXml" ds:itemID="{131969F9-69E6-4531-89F9-CCA743737436}">
   <ds:schemaRefs>
     <ds:schemaRef ds:uri="http://schemas.microsoft.com/office/2006/metadata/contentType"/>
@@ -14470,15 +13728,15 @@
 </ds:datastoreItem>
 </file>
 
-<file path=customXml/itemProps2.xml><?xml version="1.0" encoding="utf-8"?>
-<ds:datastoreItem xmlns:ds="http://schemas.openxmlformats.org/officeDocument/2006/customXml" ds:itemID="{CEDA4C41-BA4A-4F0B-A87E-F30AA6591D91}">
+<file path=customXml/itemProps3.xml><?xml version="1.0" encoding="utf-8"?>
+<ds:datastoreItem xmlns:ds="http://schemas.openxmlformats.org/officeDocument/2006/customXml" ds:itemID="{EF278816-EC6F-A645-907D-7F25AECB1D4A}">
   <ds:schemaRefs>
-    <ds:schemaRef ds:uri="http://schemas.microsoft.com/sharepoint/v3/contenttype/forms"/>
+    <ds:schemaRef ds:uri="http://schemas.openxmlformats.org/officeDocument/2006/bibliography"/>
   </ds:schemaRefs>
 </ds:datastoreItem>
 </file>
 
-<file path=customXml/itemProps3.xml><?xml version="1.0" encoding="utf-8"?>
+<file path=customXml/itemProps4.xml><?xml version="1.0" encoding="utf-8"?>
 <ds:datastoreItem xmlns:ds="http://schemas.openxmlformats.org/officeDocument/2006/customXml" ds:itemID="{94EDD69F-103F-4891-A1A7-DE0F9F4E28FD}">
   <ds:schemaRefs>
     <ds:schemaRef ds:uri="http://schemas.microsoft.com/office/2006/metadata/properties"/>
@@ -14490,14 +13748,6 @@
 </ds:datastoreItem>
 </file>
 
-<file path=customXml/itemProps4.xml><?xml version="1.0" encoding="utf-8"?>
-<ds:datastoreItem xmlns:ds="http://schemas.openxmlformats.org/officeDocument/2006/customXml" ds:itemID="{EF278816-EC6F-A645-907D-7F25AECB1D4A}">
-  <ds:schemaRefs>
-    <ds:schemaRef ds:uri="http://schemas.openxmlformats.org/officeDocument/2006/bibliography"/>
-  </ds:schemaRefs>
-</ds:datastoreItem>
-</file>
-
 <file path=docMetadata/LabelInfo.xml><?xml version="1.0" encoding="utf-8"?>
 <clbl:labelList xmlns:clbl="http://schemas.microsoft.com/office/2020/mipLabelMetadata">
   <clbl:label id="{7ab80a06-f029-45c0-84d1-7dad19ce3c61}" enabled="0" method="" siteId="{7ab80a06-f029-45c0-84d1-7dad19ce3c61}" removed="1"/>

--- a/PEX3_Report_Template.docx
+++ b/PEX3_Report_Template.docx
@@ -686,9 +686,9 @@
           <w:noProof/>
         </w:rPr>
         <w:drawing>
-          <wp:inline distT="0" distB="0" distL="0" distR="0" wp14:anchorId="1CDAA3C8" wp14:editId="4FADE234">
+          <wp:inline distT="0" distB="0" distL="0" distR="0" wp14:anchorId="1CDAA3C8" wp14:editId="59386015">
             <wp:extent cx="5486400" cy="4290695"/>
-            <wp:effectExtent l="0" t="0" r="0" b="1905"/>
+            <wp:effectExtent l="25400" t="25400" r="25400" b="27305"/>
             <wp:docPr id="1159530613" name="Picture 1"/>
             <wp:cNvGraphicFramePr>
               <a:graphicFrameLocks xmlns:a="http://schemas.openxmlformats.org/drawingml/2006/main" noChangeAspect="1"/>
@@ -714,6 +714,11 @@
                     <a:prstGeom prst="rect">
                       <a:avLst/>
                     </a:prstGeom>
+                    <a:ln w="25400">
+                      <a:solidFill>
+                        <a:schemeClr val="tx1"/>
+                      </a:solidFill>
+                    </a:ln>
                   </pic:spPr>
                 </pic:pic>
               </a:graphicData>
@@ -737,9 +742,9 @@
           <w:noProof/>
         </w:rPr>
         <w:drawing>
-          <wp:inline distT="0" distB="0" distL="0" distR="0" wp14:anchorId="33BABEF1" wp14:editId="189DC61B">
+          <wp:inline distT="0" distB="0" distL="0" distR="0" wp14:anchorId="33BABEF1" wp14:editId="0E8FEDF3">
             <wp:extent cx="5486400" cy="4290695"/>
-            <wp:effectExtent l="0" t="0" r="0" b="1905"/>
+            <wp:effectExtent l="25400" t="25400" r="25400" b="27305"/>
             <wp:docPr id="2115523366" name="Picture 1"/>
             <wp:cNvGraphicFramePr>
               <a:graphicFrameLocks xmlns:a="http://schemas.openxmlformats.org/drawingml/2006/main" noChangeAspect="1"/>
@@ -765,6 +770,11 @@
                     <a:prstGeom prst="rect">
                       <a:avLst/>
                     </a:prstGeom>
+                    <a:ln w="25400">
+                      <a:solidFill>
+                        <a:schemeClr val="tx1"/>
+                      </a:solidFill>
+                    </a:ln>
                   </pic:spPr>
                 </pic:pic>
               </a:graphicData>
@@ -908,9 +918,9 @@
           <w:noProof/>
         </w:rPr>
         <w:drawing>
-          <wp:inline distT="0" distB="0" distL="0" distR="0" wp14:anchorId="0DE082EC" wp14:editId="102D4939">
+          <wp:inline distT="0" distB="0" distL="0" distR="0" wp14:anchorId="0DE082EC" wp14:editId="57F81900">
             <wp:extent cx="5486400" cy="4283075"/>
-            <wp:effectExtent l="0" t="0" r="0" b="0"/>
+            <wp:effectExtent l="25400" t="25400" r="25400" b="22225"/>
             <wp:docPr id="348250055" name="Picture 1"/>
             <wp:cNvGraphicFramePr>
               <a:graphicFrameLocks xmlns:a="http://schemas.openxmlformats.org/drawingml/2006/main" noChangeAspect="1"/>
@@ -936,6 +946,11 @@
                     <a:prstGeom prst="rect">
                       <a:avLst/>
                     </a:prstGeom>
+                    <a:ln w="25400">
+                      <a:solidFill>
+                        <a:schemeClr val="tx1"/>
+                      </a:solidFill>
+                    </a:ln>
                   </pic:spPr>
                 </pic:pic>
               </a:graphicData>
@@ -959,9 +974,9 @@
           <w:noProof/>
         </w:rPr>
         <w:drawing>
-          <wp:inline distT="0" distB="0" distL="0" distR="0" wp14:anchorId="29A0485C" wp14:editId="755FDA2E">
+          <wp:inline distT="0" distB="0" distL="0" distR="0" wp14:anchorId="29A0485C" wp14:editId="08843CD3">
             <wp:extent cx="5486400" cy="4290695"/>
-            <wp:effectExtent l="0" t="0" r="0" b="1905"/>
+            <wp:effectExtent l="25400" t="25400" r="25400" b="27305"/>
             <wp:docPr id="733880997" name="Picture 1"/>
             <wp:cNvGraphicFramePr>
               <a:graphicFrameLocks xmlns:a="http://schemas.openxmlformats.org/drawingml/2006/main" noChangeAspect="1"/>
@@ -987,6 +1002,11 @@
                     <a:prstGeom prst="rect">
                       <a:avLst/>
                     </a:prstGeom>
+                    <a:ln w="25400">
+                      <a:solidFill>
+                        <a:schemeClr val="tx1"/>
+                      </a:solidFill>
+                    </a:ln>
                   </pic:spPr>
                 </pic:pic>
               </a:graphicData>
@@ -13406,6 +13426,23 @@
 </file>
 
 <file path=customXml/item2.xml><?xml version="1.0" encoding="utf-8"?>
+<p:properties xmlns:p="http://schemas.microsoft.com/office/2006/metadata/properties" xmlns:xsi="http://www.w3.org/2001/XMLSchema-instance" xmlns:pc="http://schemas.microsoft.com/office/infopath/2007/PartnerControls">
+  <documentManagement>
+    <_ip_UnifiedCompliancePolicyUIAction xmlns="http://schemas.microsoft.com/sharepoint/v3" xsi:nil="true"/>
+    <TaxCatchAll xmlns="56f87f42-bac6-49e2-b9d5-04744cb514ee" xsi:nil="true"/>
+    <lcf76f155ced4ddcb4097134ff3c332f xmlns="fcae3b96-bd14-4ee2-8386-a94084e60018">
+      <Terms xmlns="http://schemas.microsoft.com/office/infopath/2007/PartnerControls"/>
+    </lcf76f155ced4ddcb4097134ff3c332f>
+    <_ip_UnifiedCompliancePolicyProperties xmlns="http://schemas.microsoft.com/sharepoint/v3" xsi:nil="true"/>
+  </documentManagement>
+</p:properties>
+</file>
+
+<file path=customXml/item3.xml><?xml version="1.0" encoding="utf-8"?>
+<b:Sources xmlns:b="http://schemas.openxmlformats.org/officeDocument/2006/bibliography" xmlns="http://schemas.openxmlformats.org/officeDocument/2006/bibliography" SelectedStyle="/APA.XSL" StyleName="APA"/>
+</file>
+
+<file path=customXml/item4.xml><?xml version="1.0" encoding="utf-8"?>
 <ct:contentTypeSchema xmlns:ct="http://schemas.microsoft.com/office/2006/metadata/contentType" xmlns:ma="http://schemas.microsoft.com/office/2006/metadata/properties/metaAttributes" ct:_="" ma:_="" ma:contentTypeName="Document" ma:contentTypeID="0x0101006A7D154A9B6B4745A92074A700A40869" ma:contentTypeVersion="24" ma:contentTypeDescription="Create a new document." ma:contentTypeScope="" ma:versionID="49c36a49e684e25092aa685b0fe35842">
   <xsd:schema xmlns:xsd="http://www.w3.org/2001/XMLSchema" xmlns:xs="http://www.w3.org/2001/XMLSchema" xmlns:p="http://schemas.microsoft.com/office/2006/metadata/properties" xmlns:ns1="http://schemas.microsoft.com/sharepoint/v3" xmlns:ns2="fcae3b96-bd14-4ee2-8386-a94084e60018" xmlns:ns3="56f87f42-bac6-49e2-b9d5-04744cb514ee" targetNamespace="http://schemas.microsoft.com/office/2006/metadata/properties" ma:root="true" ma:fieldsID="9c960b9d532a5d3a9032170b89435a2d" ns1:_="" ns2:_="" ns3:_="">
     <xsd:import namespace="http://schemas.microsoft.com/sharepoint/v3"/>
@@ -13683,23 +13720,6 @@
 </ct:contentTypeSchema>
 </file>
 
-<file path=customXml/item3.xml><?xml version="1.0" encoding="utf-8"?>
-<b:Sources xmlns:b="http://schemas.openxmlformats.org/officeDocument/2006/bibliography" xmlns="http://schemas.openxmlformats.org/officeDocument/2006/bibliography" SelectedStyle="/APA.XSL" StyleName="APA"/>
-</file>
-
-<file path=customXml/item4.xml><?xml version="1.0" encoding="utf-8"?>
-<p:properties xmlns:p="http://schemas.microsoft.com/office/2006/metadata/properties" xmlns:xsi="http://www.w3.org/2001/XMLSchema-instance" xmlns:pc="http://schemas.microsoft.com/office/infopath/2007/PartnerControls">
-  <documentManagement>
-    <_ip_UnifiedCompliancePolicyUIAction xmlns="http://schemas.microsoft.com/sharepoint/v3" xsi:nil="true"/>
-    <TaxCatchAll xmlns="56f87f42-bac6-49e2-b9d5-04744cb514ee" xsi:nil="true"/>
-    <lcf76f155ced4ddcb4097134ff3c332f xmlns="fcae3b96-bd14-4ee2-8386-a94084e60018">
-      <Terms xmlns="http://schemas.microsoft.com/office/infopath/2007/PartnerControls"/>
-    </lcf76f155ced4ddcb4097134ff3c332f>
-    <_ip_UnifiedCompliancePolicyProperties xmlns="http://schemas.microsoft.com/sharepoint/v3" xsi:nil="true"/>
-  </documentManagement>
-</p:properties>
-</file>
-
 <file path=customXml/itemProps1.xml><?xml version="1.0" encoding="utf-8"?>
 <ds:datastoreItem xmlns:ds="http://schemas.openxmlformats.org/officeDocument/2006/customXml" ds:itemID="{CEDA4C41-BA4A-4F0B-A87E-F30AA6591D91}">
   <ds:schemaRefs>
@@ -13709,6 +13729,26 @@
 </file>
 
 <file path=customXml/itemProps2.xml><?xml version="1.0" encoding="utf-8"?>
+<ds:datastoreItem xmlns:ds="http://schemas.openxmlformats.org/officeDocument/2006/customXml" ds:itemID="{94EDD69F-103F-4891-A1A7-DE0F9F4E28FD}">
+  <ds:schemaRefs>
+    <ds:schemaRef ds:uri="http://schemas.microsoft.com/office/2006/metadata/properties"/>
+    <ds:schemaRef ds:uri="http://schemas.microsoft.com/office/infopath/2007/PartnerControls"/>
+    <ds:schemaRef ds:uri="http://schemas.microsoft.com/sharepoint/v3"/>
+    <ds:schemaRef ds:uri="56f87f42-bac6-49e2-b9d5-04744cb514ee"/>
+    <ds:schemaRef ds:uri="fcae3b96-bd14-4ee2-8386-a94084e60018"/>
+  </ds:schemaRefs>
+</ds:datastoreItem>
+</file>
+
+<file path=customXml/itemProps3.xml><?xml version="1.0" encoding="utf-8"?>
+<ds:datastoreItem xmlns:ds="http://schemas.openxmlformats.org/officeDocument/2006/customXml" ds:itemID="{EF278816-EC6F-A645-907D-7F25AECB1D4A}">
+  <ds:schemaRefs>
+    <ds:schemaRef ds:uri="http://schemas.openxmlformats.org/officeDocument/2006/bibliography"/>
+  </ds:schemaRefs>
+</ds:datastoreItem>
+</file>
+
+<file path=customXml/itemProps4.xml><?xml version="1.0" encoding="utf-8"?>
 <ds:datastoreItem xmlns:ds="http://schemas.openxmlformats.org/officeDocument/2006/customXml" ds:itemID="{131969F9-69E6-4531-89F9-CCA743737436}">
   <ds:schemaRefs>
     <ds:schemaRef ds:uri="http://schemas.microsoft.com/office/2006/metadata/contentType"/>
@@ -13728,26 +13768,6 @@
 </ds:datastoreItem>
 </file>
 
-<file path=customXml/itemProps3.xml><?xml version="1.0" encoding="utf-8"?>
-<ds:datastoreItem xmlns:ds="http://schemas.openxmlformats.org/officeDocument/2006/customXml" ds:itemID="{EF278816-EC6F-A645-907D-7F25AECB1D4A}">
-  <ds:schemaRefs>
-    <ds:schemaRef ds:uri="http://schemas.openxmlformats.org/officeDocument/2006/bibliography"/>
-  </ds:schemaRefs>
-</ds:datastoreItem>
-</file>
-
-<file path=customXml/itemProps4.xml><?xml version="1.0" encoding="utf-8"?>
-<ds:datastoreItem xmlns:ds="http://schemas.openxmlformats.org/officeDocument/2006/customXml" ds:itemID="{94EDD69F-103F-4891-A1A7-DE0F9F4E28FD}">
-  <ds:schemaRefs>
-    <ds:schemaRef ds:uri="http://schemas.microsoft.com/office/2006/metadata/properties"/>
-    <ds:schemaRef ds:uri="http://schemas.microsoft.com/office/infopath/2007/PartnerControls"/>
-    <ds:schemaRef ds:uri="http://schemas.microsoft.com/sharepoint/v3"/>
-    <ds:schemaRef ds:uri="56f87f42-bac6-49e2-b9d5-04744cb514ee"/>
-    <ds:schemaRef ds:uri="fcae3b96-bd14-4ee2-8386-a94084e60018"/>
-  </ds:schemaRefs>
-</ds:datastoreItem>
-</file>
-
 <file path=docMetadata/LabelInfo.xml><?xml version="1.0" encoding="utf-8"?>
 <clbl:labelList xmlns:clbl="http://schemas.microsoft.com/office/2020/mipLabelMetadata">
   <clbl:label id="{7ab80a06-f029-45c0-84d1-7dad19ce3c61}" enabled="0" method="" siteId="{7ab80a06-f029-45c0-84d1-7dad19ce3c61}" removed="1"/>
